--- a/Docs/Commercial Sales Templates/Delivery and Commissioning Certificate.docx
+++ b/Docs/Commercial Sales Templates/Delivery and Commissioning Certificate.docx
@@ -111,28 +111,29 @@
     </w:p>
     <w:p>
       <w:pPr>
+        <w:pStyle w:val="Title"/>
         <w:keepNext/>
-        <w:spacing w:after="60"/>
-        <w:jc w:val="center"/>
+        <w:spacing w:after="140"/>
+        <w:jc w:val="left"/>
       </w:pPr>
       <w:r>
         <w:rPr>
           <w:rFonts w:ascii="Arial" w:hAnsi="Arial"/>
           <w:b/>
           <w:color w:val="202020"/>
-          <w:sz w:val="34"/>
+          <w:sz w:val="44"/>
         </w:rPr>
-        <w:t>DELIVERY AND COMMISSIONING CERTIFICATE</w:t>
+        <w:t>Delivery and Commissioning Certificate</w:t>
       </w:r>
     </w:p>
     <w:p>
       <w:pPr>
-        <w:spacing w:after="180"/>
-        <w:jc w:val="center"/>
+        <w:spacing w:after="280"/>
+        <w:jc w:val="left"/>
       </w:pPr>
       <w:r>
         <w:rPr>
-          <w:i/>
+          <w:i w:val="0"/>
           <w:color w:val="666666"/>
           <w:sz w:val="19"/>
         </w:rPr>
@@ -166,8 +167,8 @@
         <w:tblLook w:firstColumn="1" w:firstRow="1" w:lastColumn="0" w:lastRow="0" w:noHBand="0" w:noVBand="1" w:val="04A0"/>
       </w:tblPr>
       <w:tblGrid>
-        <w:gridCol w:w="5083"/>
-        <w:gridCol w:w="5083"/>
+        <w:gridCol w:w="2880"/>
+        <w:gridCol w:w="6912"/>
       </w:tblGrid>
       <w:tr>
         <w:trPr>
@@ -187,10 +188,10 @@
               <w:insideV w:val="single" w:sz="6" w:space="0" w:color="E4E4E4"/>
             </w:tcBorders>
             <w:tcMar>
-              <w:top w:w="45" w:type="dxa"/>
-              <w:start w:w="95" w:type="dxa"/>
-              <w:bottom w:w="45" w:type="dxa"/>
-              <w:end w:w="95" w:type="dxa"/>
+              <w:top w:w="85" w:type="dxa"/>
+              <w:start w:w="120" w:type="dxa"/>
+              <w:bottom w:w="85" w:type="dxa"/>
+              <w:end w:w="120" w:type="dxa"/>
             </w:tcMar>
           </w:tcPr>
           <w:p>
@@ -222,10 +223,10 @@
               <w:insideV w:val="single" w:sz="6" w:space="0" w:color="E4E4E4"/>
             </w:tcBorders>
             <w:tcMar>
-              <w:top w:w="45" w:type="dxa"/>
-              <w:start w:w="95" w:type="dxa"/>
-              <w:bottom w:w="45" w:type="dxa"/>
-              <w:end w:w="95" w:type="dxa"/>
+              <w:top w:w="85" w:type="dxa"/>
+              <w:start w:w="120" w:type="dxa"/>
+              <w:bottom w:w="85" w:type="dxa"/>
+              <w:end w:w="120" w:type="dxa"/>
             </w:tcMar>
           </w:tcPr>
           <w:p>
@@ -263,10 +264,10 @@
               <w:insideV w:val="single" w:sz="6" w:space="0" w:color="E4E4E4"/>
             </w:tcBorders>
             <w:tcMar>
-              <w:top w:w="45" w:type="dxa"/>
-              <w:start w:w="95" w:type="dxa"/>
-              <w:bottom w:w="45" w:type="dxa"/>
-              <w:end w:w="95" w:type="dxa"/>
+              <w:top w:w="85" w:type="dxa"/>
+              <w:start w:w="120" w:type="dxa"/>
+              <w:bottom w:w="85" w:type="dxa"/>
+              <w:end w:w="120" w:type="dxa"/>
             </w:tcMar>
           </w:tcPr>
           <w:p>
@@ -298,10 +299,10 @@
               <w:insideV w:val="single" w:sz="6" w:space="0" w:color="E4E4E4"/>
             </w:tcBorders>
             <w:tcMar>
-              <w:top w:w="45" w:type="dxa"/>
-              <w:start w:w="95" w:type="dxa"/>
-              <w:bottom w:w="45" w:type="dxa"/>
-              <w:end w:w="95" w:type="dxa"/>
+              <w:top w:w="85" w:type="dxa"/>
+              <w:start w:w="120" w:type="dxa"/>
+              <w:bottom w:w="85" w:type="dxa"/>
+              <w:end w:w="120" w:type="dxa"/>
             </w:tcMar>
           </w:tcPr>
           <w:p>
@@ -339,10 +340,10 @@
               <w:insideV w:val="single" w:sz="6" w:space="0" w:color="E4E4E4"/>
             </w:tcBorders>
             <w:tcMar>
-              <w:top w:w="45" w:type="dxa"/>
-              <w:start w:w="95" w:type="dxa"/>
-              <w:bottom w:w="45" w:type="dxa"/>
-              <w:end w:w="95" w:type="dxa"/>
+              <w:top w:w="85" w:type="dxa"/>
+              <w:start w:w="120" w:type="dxa"/>
+              <w:bottom w:w="85" w:type="dxa"/>
+              <w:end w:w="120" w:type="dxa"/>
             </w:tcMar>
           </w:tcPr>
           <w:p>
@@ -374,10 +375,10 @@
               <w:insideV w:val="single" w:sz="6" w:space="0" w:color="E4E4E4"/>
             </w:tcBorders>
             <w:tcMar>
-              <w:top w:w="45" w:type="dxa"/>
-              <w:start w:w="95" w:type="dxa"/>
-              <w:bottom w:w="45" w:type="dxa"/>
-              <w:end w:w="95" w:type="dxa"/>
+              <w:top w:w="85" w:type="dxa"/>
+              <w:start w:w="120" w:type="dxa"/>
+              <w:bottom w:w="85" w:type="dxa"/>
+              <w:end w:w="120" w:type="dxa"/>
             </w:tcMar>
           </w:tcPr>
           <w:p>
@@ -415,10 +416,10 @@
               <w:insideV w:val="single" w:sz="6" w:space="0" w:color="E4E4E4"/>
             </w:tcBorders>
             <w:tcMar>
-              <w:top w:w="45" w:type="dxa"/>
-              <w:start w:w="95" w:type="dxa"/>
-              <w:bottom w:w="45" w:type="dxa"/>
-              <w:end w:w="95" w:type="dxa"/>
+              <w:top w:w="85" w:type="dxa"/>
+              <w:start w:w="120" w:type="dxa"/>
+              <w:bottom w:w="85" w:type="dxa"/>
+              <w:end w:w="120" w:type="dxa"/>
             </w:tcMar>
           </w:tcPr>
           <w:p>
@@ -450,10 +451,10 @@
               <w:insideV w:val="single" w:sz="6" w:space="0" w:color="E4E4E4"/>
             </w:tcBorders>
             <w:tcMar>
-              <w:top w:w="45" w:type="dxa"/>
-              <w:start w:w="95" w:type="dxa"/>
-              <w:bottom w:w="45" w:type="dxa"/>
-              <w:end w:w="95" w:type="dxa"/>
+              <w:top w:w="85" w:type="dxa"/>
+              <w:start w:w="120" w:type="dxa"/>
+              <w:bottom w:w="85" w:type="dxa"/>
+              <w:end w:w="120" w:type="dxa"/>
             </w:tcMar>
           </w:tcPr>
           <w:p>
@@ -491,10 +492,10 @@
               <w:insideV w:val="single" w:sz="6" w:space="0" w:color="E4E4E4"/>
             </w:tcBorders>
             <w:tcMar>
-              <w:top w:w="45" w:type="dxa"/>
-              <w:start w:w="95" w:type="dxa"/>
-              <w:bottom w:w="45" w:type="dxa"/>
-              <w:end w:w="95" w:type="dxa"/>
+              <w:top w:w="85" w:type="dxa"/>
+              <w:start w:w="120" w:type="dxa"/>
+              <w:bottom w:w="85" w:type="dxa"/>
+              <w:end w:w="120" w:type="dxa"/>
             </w:tcMar>
           </w:tcPr>
           <w:p>
@@ -526,10 +527,10 @@
               <w:insideV w:val="single" w:sz="6" w:space="0" w:color="E4E4E4"/>
             </w:tcBorders>
             <w:tcMar>
-              <w:top w:w="45" w:type="dxa"/>
-              <w:start w:w="95" w:type="dxa"/>
-              <w:bottom w:w="45" w:type="dxa"/>
-              <w:end w:w="95" w:type="dxa"/>
+              <w:top w:w="85" w:type="dxa"/>
+              <w:start w:w="120" w:type="dxa"/>
+              <w:bottom w:w="85" w:type="dxa"/>
+              <w:end w:w="120" w:type="dxa"/>
             </w:tcMar>
           </w:tcPr>
           <w:p>
@@ -567,10 +568,10 @@
               <w:insideV w:val="single" w:sz="6" w:space="0" w:color="E4E4E4"/>
             </w:tcBorders>
             <w:tcMar>
-              <w:top w:w="45" w:type="dxa"/>
-              <w:start w:w="95" w:type="dxa"/>
-              <w:bottom w:w="45" w:type="dxa"/>
-              <w:end w:w="95" w:type="dxa"/>
+              <w:top w:w="85" w:type="dxa"/>
+              <w:start w:w="120" w:type="dxa"/>
+              <w:bottom w:w="85" w:type="dxa"/>
+              <w:end w:w="120" w:type="dxa"/>
             </w:tcMar>
           </w:tcPr>
           <w:p>
@@ -602,10 +603,10 @@
               <w:insideV w:val="single" w:sz="6" w:space="0" w:color="E4E4E4"/>
             </w:tcBorders>
             <w:tcMar>
-              <w:top w:w="45" w:type="dxa"/>
-              <w:start w:w="95" w:type="dxa"/>
-              <w:bottom w:w="45" w:type="dxa"/>
-              <w:end w:w="95" w:type="dxa"/>
+              <w:top w:w="85" w:type="dxa"/>
+              <w:start w:w="120" w:type="dxa"/>
+              <w:bottom w:w="85" w:type="dxa"/>
+              <w:end w:w="120" w:type="dxa"/>
             </w:tcMar>
           </w:tcPr>
           <w:p>
@@ -643,10 +644,10 @@
               <w:insideV w:val="single" w:sz="6" w:space="0" w:color="E4E4E4"/>
             </w:tcBorders>
             <w:tcMar>
-              <w:top w:w="45" w:type="dxa"/>
-              <w:start w:w="95" w:type="dxa"/>
-              <w:bottom w:w="45" w:type="dxa"/>
-              <w:end w:w="95" w:type="dxa"/>
+              <w:top w:w="85" w:type="dxa"/>
+              <w:start w:w="120" w:type="dxa"/>
+              <w:bottom w:w="85" w:type="dxa"/>
+              <w:end w:w="120" w:type="dxa"/>
             </w:tcMar>
           </w:tcPr>
           <w:p>
@@ -678,10 +679,10 @@
               <w:insideV w:val="single" w:sz="6" w:space="0" w:color="E4E4E4"/>
             </w:tcBorders>
             <w:tcMar>
-              <w:top w:w="45" w:type="dxa"/>
-              <w:start w:w="95" w:type="dxa"/>
-              <w:bottom w:w="45" w:type="dxa"/>
-              <w:end w:w="95" w:type="dxa"/>
+              <w:top w:w="85" w:type="dxa"/>
+              <w:start w:w="120" w:type="dxa"/>
+              <w:bottom w:w="85" w:type="dxa"/>
+              <w:end w:w="120" w:type="dxa"/>
             </w:tcMar>
           </w:tcPr>
           <w:p>
@@ -719,10 +720,10 @@
               <w:insideV w:val="single" w:sz="6" w:space="0" w:color="E4E4E4"/>
             </w:tcBorders>
             <w:tcMar>
-              <w:top w:w="45" w:type="dxa"/>
-              <w:start w:w="95" w:type="dxa"/>
-              <w:bottom w:w="45" w:type="dxa"/>
-              <w:end w:w="95" w:type="dxa"/>
+              <w:top w:w="85" w:type="dxa"/>
+              <w:start w:w="120" w:type="dxa"/>
+              <w:bottom w:w="85" w:type="dxa"/>
+              <w:end w:w="120" w:type="dxa"/>
             </w:tcMar>
           </w:tcPr>
           <w:p>
@@ -754,10 +755,10 @@
               <w:insideV w:val="single" w:sz="6" w:space="0" w:color="E4E4E4"/>
             </w:tcBorders>
             <w:tcMar>
-              <w:top w:w="45" w:type="dxa"/>
-              <w:start w:w="95" w:type="dxa"/>
-              <w:bottom w:w="45" w:type="dxa"/>
-              <w:end w:w="95" w:type="dxa"/>
+              <w:top w:w="85" w:type="dxa"/>
+              <w:start w:w="120" w:type="dxa"/>
+              <w:bottom w:w="85" w:type="dxa"/>
+              <w:end w:w="120" w:type="dxa"/>
             </w:tcMar>
           </w:tcPr>
           <w:p>
@@ -794,11 +795,11 @@
         <w:tblLook w:firstColumn="1" w:firstRow="1" w:lastColumn="0" w:lastRow="0" w:noHBand="0" w:noVBand="1" w:val="04A0"/>
       </w:tblPr>
       <w:tblGrid>
-        <w:gridCol w:w="2033"/>
-        <w:gridCol w:w="2033"/>
-        <w:gridCol w:w="2033"/>
-        <w:gridCol w:w="2033"/>
-        <w:gridCol w:w="2033"/>
+        <w:gridCol w:w="3727"/>
+        <w:gridCol w:w="804"/>
+        <w:gridCol w:w="1140"/>
+        <w:gridCol w:w="731"/>
+        <w:gridCol w:w="3391"/>
       </w:tblGrid>
       <w:tr>
         <w:trPr>
@@ -806,7 +807,7 @@
         </w:trPr>
         <w:tc>
           <w:tcPr>
-            <w:tcW w:type="dxa" w:w="3672"/>
+            <w:tcW w:type="dxa" w:w="3727"/>
             <w:shd w:fill="FDEAF1"/>
             <w:tcBorders>
               <w:top w:val="single" w:sz="6" w:space="0" w:color="E4E4E4"/>
@@ -817,10 +818,10 @@
               <w:insideV w:val="single" w:sz="6" w:space="0" w:color="E4E4E4"/>
             </w:tcBorders>
             <w:tcMar>
-              <w:top w:w="45" w:type="dxa"/>
-              <w:start w:w="95" w:type="dxa"/>
-              <w:bottom w:w="45" w:type="dxa"/>
-              <w:end w:w="95" w:type="dxa"/>
+              <w:top w:w="85" w:type="dxa"/>
+              <w:start w:w="120" w:type="dxa"/>
+              <w:bottom w:w="85" w:type="dxa"/>
+              <w:end w:w="120" w:type="dxa"/>
             </w:tcMar>
             <w:vAlign w:val="center"/>
           </w:tcPr>
@@ -842,7 +843,7 @@
         </w:tc>
         <w:tc>
           <w:tcPr>
-            <w:tcW w:type="dxa" w:w="792"/>
+            <w:tcW w:type="dxa" w:w="804"/>
             <w:shd w:fill="FDEAF1"/>
             <w:tcBorders>
               <w:top w:val="single" w:sz="6" w:space="0" w:color="E4E4E4"/>
@@ -853,10 +854,10 @@
               <w:insideV w:val="single" w:sz="6" w:space="0" w:color="E4E4E4"/>
             </w:tcBorders>
             <w:tcMar>
-              <w:top w:w="45" w:type="dxa"/>
-              <w:start w:w="95" w:type="dxa"/>
-              <w:bottom w:w="45" w:type="dxa"/>
-              <w:end w:w="95" w:type="dxa"/>
+              <w:top w:w="85" w:type="dxa"/>
+              <w:start w:w="120" w:type="dxa"/>
+              <w:bottom w:w="85" w:type="dxa"/>
+              <w:end w:w="120" w:type="dxa"/>
             </w:tcMar>
             <w:vAlign w:val="center"/>
           </w:tcPr>
@@ -878,7 +879,7 @@
         </w:tc>
         <w:tc>
           <w:tcPr>
-            <w:tcW w:type="dxa" w:w="1123"/>
+            <w:tcW w:type="dxa" w:w="1140"/>
             <w:shd w:fill="FDEAF1"/>
             <w:tcBorders>
               <w:top w:val="single" w:sz="6" w:space="0" w:color="E4E4E4"/>
@@ -889,10 +890,10 @@
               <w:insideV w:val="single" w:sz="6" w:space="0" w:color="E4E4E4"/>
             </w:tcBorders>
             <w:tcMar>
-              <w:top w:w="45" w:type="dxa"/>
-              <w:start w:w="95" w:type="dxa"/>
-              <w:bottom w:w="45" w:type="dxa"/>
-              <w:end w:w="95" w:type="dxa"/>
+              <w:top w:w="85" w:type="dxa"/>
+              <w:start w:w="120" w:type="dxa"/>
+              <w:bottom w:w="85" w:type="dxa"/>
+              <w:end w:w="120" w:type="dxa"/>
             </w:tcMar>
             <w:vAlign w:val="center"/>
           </w:tcPr>
@@ -914,7 +915,7 @@
         </w:tc>
         <w:tc>
           <w:tcPr>
-            <w:tcW w:type="dxa" w:w="720"/>
+            <w:tcW w:type="dxa" w:w="731"/>
             <w:shd w:fill="FDEAF1"/>
             <w:tcBorders>
               <w:top w:val="single" w:sz="6" w:space="0" w:color="E4E4E4"/>
@@ -925,10 +926,10 @@
               <w:insideV w:val="single" w:sz="6" w:space="0" w:color="E4E4E4"/>
             </w:tcBorders>
             <w:tcMar>
-              <w:top w:w="45" w:type="dxa"/>
-              <w:start w:w="95" w:type="dxa"/>
-              <w:bottom w:w="45" w:type="dxa"/>
-              <w:end w:w="95" w:type="dxa"/>
+              <w:top w:w="85" w:type="dxa"/>
+              <w:start w:w="120" w:type="dxa"/>
+              <w:bottom w:w="85" w:type="dxa"/>
+              <w:end w:w="120" w:type="dxa"/>
             </w:tcMar>
             <w:vAlign w:val="center"/>
           </w:tcPr>
@@ -950,7 +951,7 @@
         </w:tc>
         <w:tc>
           <w:tcPr>
-            <w:tcW w:type="dxa" w:w="3341"/>
+            <w:tcW w:type="dxa" w:w="3391"/>
             <w:shd w:fill="FDEAF1"/>
             <w:tcBorders>
               <w:top w:val="single" w:sz="6" w:space="0" w:color="E4E4E4"/>
@@ -961,10 +962,10 @@
               <w:insideV w:val="single" w:sz="6" w:space="0" w:color="E4E4E4"/>
             </w:tcBorders>
             <w:tcMar>
-              <w:top w:w="45" w:type="dxa"/>
-              <w:start w:w="95" w:type="dxa"/>
-              <w:bottom w:w="45" w:type="dxa"/>
-              <w:end w:w="95" w:type="dxa"/>
+              <w:top w:w="85" w:type="dxa"/>
+              <w:start w:w="120" w:type="dxa"/>
+              <w:bottom w:w="85" w:type="dxa"/>
+              <w:end w:w="120" w:type="dxa"/>
             </w:tcMar>
             <w:vAlign w:val="center"/>
           </w:tcPr>
@@ -991,7 +992,7 @@
         </w:trPr>
         <w:tc>
           <w:tcPr>
-            <w:tcW w:type="dxa" w:w="3672"/>
+            <w:tcW w:type="dxa" w:w="3727"/>
             <w:tcBorders>
               <w:top w:val="single" w:sz="6" w:space="0" w:color="E4E4E4"/>
               <w:left w:val="single" w:sz="6" w:space="0" w:color="E4E4E4"/>
@@ -1001,10 +1002,10 @@
               <w:insideV w:val="single" w:sz="6" w:space="0" w:color="E4E4E4"/>
             </w:tcBorders>
             <w:tcMar>
-              <w:top w:w="45" w:type="dxa"/>
-              <w:start w:w="95" w:type="dxa"/>
-              <w:bottom w:w="45" w:type="dxa"/>
-              <w:end w:w="95" w:type="dxa"/>
+              <w:top w:w="85" w:type="dxa"/>
+              <w:start w:w="120" w:type="dxa"/>
+              <w:bottom w:w="85" w:type="dxa"/>
+              <w:end w:w="120" w:type="dxa"/>
             </w:tcMar>
             <w:vAlign w:val="center"/>
           </w:tcPr>
@@ -1026,7 +1027,7 @@
         </w:tc>
         <w:tc>
           <w:tcPr>
-            <w:tcW w:type="dxa" w:w="792"/>
+            <w:tcW w:type="dxa" w:w="804"/>
             <w:tcBorders>
               <w:top w:val="single" w:sz="6" w:space="0" w:color="E4E4E4"/>
               <w:left w:val="single" w:sz="6" w:space="0" w:color="E4E4E4"/>
@@ -1036,10 +1037,10 @@
               <w:insideV w:val="single" w:sz="6" w:space="0" w:color="E4E4E4"/>
             </w:tcBorders>
             <w:tcMar>
-              <w:top w:w="45" w:type="dxa"/>
-              <w:start w:w="95" w:type="dxa"/>
-              <w:bottom w:w="45" w:type="dxa"/>
-              <w:end w:w="95" w:type="dxa"/>
+              <w:top w:w="85" w:type="dxa"/>
+              <w:start w:w="120" w:type="dxa"/>
+              <w:bottom w:w="85" w:type="dxa"/>
+              <w:end w:w="120" w:type="dxa"/>
             </w:tcMar>
             <w:vAlign w:val="center"/>
           </w:tcPr>
@@ -1061,7 +1062,7 @@
         </w:tc>
         <w:tc>
           <w:tcPr>
-            <w:tcW w:type="dxa" w:w="1123"/>
+            <w:tcW w:type="dxa" w:w="1140"/>
             <w:tcBorders>
               <w:top w:val="single" w:sz="6" w:space="0" w:color="E4E4E4"/>
               <w:left w:val="single" w:sz="6" w:space="0" w:color="E4E4E4"/>
@@ -1071,10 +1072,10 @@
               <w:insideV w:val="single" w:sz="6" w:space="0" w:color="E4E4E4"/>
             </w:tcBorders>
             <w:tcMar>
-              <w:top w:w="45" w:type="dxa"/>
-              <w:start w:w="95" w:type="dxa"/>
-              <w:bottom w:w="45" w:type="dxa"/>
-              <w:end w:w="95" w:type="dxa"/>
+              <w:top w:w="85" w:type="dxa"/>
+              <w:start w:w="120" w:type="dxa"/>
+              <w:bottom w:w="85" w:type="dxa"/>
+              <w:end w:w="120" w:type="dxa"/>
             </w:tcMar>
             <w:vAlign w:val="center"/>
           </w:tcPr>
@@ -1096,7 +1097,7 @@
         </w:tc>
         <w:tc>
           <w:tcPr>
-            <w:tcW w:type="dxa" w:w="720"/>
+            <w:tcW w:type="dxa" w:w="731"/>
             <w:tcBorders>
               <w:top w:val="single" w:sz="6" w:space="0" w:color="E4E4E4"/>
               <w:left w:val="single" w:sz="6" w:space="0" w:color="E4E4E4"/>
@@ -1106,10 +1107,10 @@
               <w:insideV w:val="single" w:sz="6" w:space="0" w:color="E4E4E4"/>
             </w:tcBorders>
             <w:tcMar>
-              <w:top w:w="45" w:type="dxa"/>
-              <w:start w:w="95" w:type="dxa"/>
-              <w:bottom w:w="45" w:type="dxa"/>
-              <w:end w:w="95" w:type="dxa"/>
+              <w:top w:w="85" w:type="dxa"/>
+              <w:start w:w="120" w:type="dxa"/>
+              <w:bottom w:w="85" w:type="dxa"/>
+              <w:end w:w="120" w:type="dxa"/>
             </w:tcMar>
             <w:vAlign w:val="center"/>
           </w:tcPr>
@@ -1131,7 +1132,7 @@
         </w:tc>
         <w:tc>
           <w:tcPr>
-            <w:tcW w:type="dxa" w:w="3341"/>
+            <w:tcW w:type="dxa" w:w="3391"/>
             <w:tcBorders>
               <w:top w:val="single" w:sz="6" w:space="0" w:color="E4E4E4"/>
               <w:left w:val="single" w:sz="6" w:space="0" w:color="E4E4E4"/>
@@ -1141,10 +1142,10 @@
               <w:insideV w:val="single" w:sz="6" w:space="0" w:color="E4E4E4"/>
             </w:tcBorders>
             <w:tcMar>
-              <w:top w:w="45" w:type="dxa"/>
-              <w:start w:w="95" w:type="dxa"/>
-              <w:bottom w:w="45" w:type="dxa"/>
-              <w:end w:w="95" w:type="dxa"/>
+              <w:top w:w="85" w:type="dxa"/>
+              <w:start w:w="120" w:type="dxa"/>
+              <w:bottom w:w="85" w:type="dxa"/>
+              <w:end w:w="120" w:type="dxa"/>
             </w:tcMar>
             <w:vAlign w:val="center"/>
           </w:tcPr>
@@ -1171,7 +1172,7 @@
         </w:trPr>
         <w:tc>
           <w:tcPr>
-            <w:tcW w:type="dxa" w:w="3672"/>
+            <w:tcW w:type="dxa" w:w="3727"/>
             <w:tcBorders>
               <w:top w:val="single" w:sz="6" w:space="0" w:color="E4E4E4"/>
               <w:left w:val="single" w:sz="6" w:space="0" w:color="E4E4E4"/>
@@ -1181,10 +1182,10 @@
               <w:insideV w:val="single" w:sz="6" w:space="0" w:color="E4E4E4"/>
             </w:tcBorders>
             <w:tcMar>
-              <w:top w:w="45" w:type="dxa"/>
-              <w:start w:w="95" w:type="dxa"/>
-              <w:bottom w:w="45" w:type="dxa"/>
-              <w:end w:w="95" w:type="dxa"/>
+              <w:top w:w="85" w:type="dxa"/>
+              <w:start w:w="120" w:type="dxa"/>
+              <w:bottom w:w="85" w:type="dxa"/>
+              <w:end w:w="120" w:type="dxa"/>
             </w:tcMar>
             <w:vAlign w:val="center"/>
           </w:tcPr>
@@ -1206,7 +1207,7 @@
         </w:tc>
         <w:tc>
           <w:tcPr>
-            <w:tcW w:type="dxa" w:w="792"/>
+            <w:tcW w:type="dxa" w:w="804"/>
             <w:tcBorders>
               <w:top w:val="single" w:sz="6" w:space="0" w:color="E4E4E4"/>
               <w:left w:val="single" w:sz="6" w:space="0" w:color="E4E4E4"/>
@@ -1216,10 +1217,10 @@
               <w:insideV w:val="single" w:sz="6" w:space="0" w:color="E4E4E4"/>
             </w:tcBorders>
             <w:tcMar>
-              <w:top w:w="45" w:type="dxa"/>
-              <w:start w:w="95" w:type="dxa"/>
-              <w:bottom w:w="45" w:type="dxa"/>
-              <w:end w:w="95" w:type="dxa"/>
+              <w:top w:w="85" w:type="dxa"/>
+              <w:start w:w="120" w:type="dxa"/>
+              <w:bottom w:w="85" w:type="dxa"/>
+              <w:end w:w="120" w:type="dxa"/>
             </w:tcMar>
             <w:vAlign w:val="center"/>
           </w:tcPr>
@@ -1241,7 +1242,7 @@
         </w:tc>
         <w:tc>
           <w:tcPr>
-            <w:tcW w:type="dxa" w:w="1123"/>
+            <w:tcW w:type="dxa" w:w="1140"/>
             <w:tcBorders>
               <w:top w:val="single" w:sz="6" w:space="0" w:color="E4E4E4"/>
               <w:left w:val="single" w:sz="6" w:space="0" w:color="E4E4E4"/>
@@ -1251,10 +1252,10 @@
               <w:insideV w:val="single" w:sz="6" w:space="0" w:color="E4E4E4"/>
             </w:tcBorders>
             <w:tcMar>
-              <w:top w:w="45" w:type="dxa"/>
-              <w:start w:w="95" w:type="dxa"/>
-              <w:bottom w:w="45" w:type="dxa"/>
-              <w:end w:w="95" w:type="dxa"/>
+              <w:top w:w="85" w:type="dxa"/>
+              <w:start w:w="120" w:type="dxa"/>
+              <w:bottom w:w="85" w:type="dxa"/>
+              <w:end w:w="120" w:type="dxa"/>
             </w:tcMar>
             <w:vAlign w:val="center"/>
           </w:tcPr>
@@ -1276,7 +1277,7 @@
         </w:tc>
         <w:tc>
           <w:tcPr>
-            <w:tcW w:type="dxa" w:w="720"/>
+            <w:tcW w:type="dxa" w:w="731"/>
             <w:tcBorders>
               <w:top w:val="single" w:sz="6" w:space="0" w:color="E4E4E4"/>
               <w:left w:val="single" w:sz="6" w:space="0" w:color="E4E4E4"/>
@@ -1286,10 +1287,10 @@
               <w:insideV w:val="single" w:sz="6" w:space="0" w:color="E4E4E4"/>
             </w:tcBorders>
             <w:tcMar>
-              <w:top w:w="45" w:type="dxa"/>
-              <w:start w:w="95" w:type="dxa"/>
-              <w:bottom w:w="45" w:type="dxa"/>
-              <w:end w:w="95" w:type="dxa"/>
+              <w:top w:w="85" w:type="dxa"/>
+              <w:start w:w="120" w:type="dxa"/>
+              <w:bottom w:w="85" w:type="dxa"/>
+              <w:end w:w="120" w:type="dxa"/>
             </w:tcMar>
             <w:vAlign w:val="center"/>
           </w:tcPr>
@@ -1311,7 +1312,7 @@
         </w:tc>
         <w:tc>
           <w:tcPr>
-            <w:tcW w:type="dxa" w:w="3341"/>
+            <w:tcW w:type="dxa" w:w="3391"/>
             <w:tcBorders>
               <w:top w:val="single" w:sz="6" w:space="0" w:color="E4E4E4"/>
               <w:left w:val="single" w:sz="6" w:space="0" w:color="E4E4E4"/>
@@ -1321,10 +1322,10 @@
               <w:insideV w:val="single" w:sz="6" w:space="0" w:color="E4E4E4"/>
             </w:tcBorders>
             <w:tcMar>
-              <w:top w:w="45" w:type="dxa"/>
-              <w:start w:w="95" w:type="dxa"/>
-              <w:bottom w:w="45" w:type="dxa"/>
-              <w:end w:w="95" w:type="dxa"/>
+              <w:top w:w="85" w:type="dxa"/>
+              <w:start w:w="120" w:type="dxa"/>
+              <w:bottom w:w="85" w:type="dxa"/>
+              <w:end w:w="120" w:type="dxa"/>
             </w:tcMar>
             <w:vAlign w:val="center"/>
           </w:tcPr>
@@ -1351,7 +1352,7 @@
         </w:trPr>
         <w:tc>
           <w:tcPr>
-            <w:tcW w:type="dxa" w:w="3672"/>
+            <w:tcW w:type="dxa" w:w="3727"/>
             <w:tcBorders>
               <w:top w:val="single" w:sz="6" w:space="0" w:color="E4E4E4"/>
               <w:left w:val="single" w:sz="6" w:space="0" w:color="E4E4E4"/>
@@ -1361,10 +1362,10 @@
               <w:insideV w:val="single" w:sz="6" w:space="0" w:color="E4E4E4"/>
             </w:tcBorders>
             <w:tcMar>
-              <w:top w:w="45" w:type="dxa"/>
-              <w:start w:w="95" w:type="dxa"/>
-              <w:bottom w:w="45" w:type="dxa"/>
-              <w:end w:w="95" w:type="dxa"/>
+              <w:top w:w="85" w:type="dxa"/>
+              <w:start w:w="120" w:type="dxa"/>
+              <w:bottom w:w="85" w:type="dxa"/>
+              <w:end w:w="120" w:type="dxa"/>
             </w:tcMar>
             <w:vAlign w:val="center"/>
           </w:tcPr>
@@ -1386,7 +1387,7 @@
         </w:tc>
         <w:tc>
           <w:tcPr>
-            <w:tcW w:type="dxa" w:w="792"/>
+            <w:tcW w:type="dxa" w:w="804"/>
             <w:tcBorders>
               <w:top w:val="single" w:sz="6" w:space="0" w:color="E4E4E4"/>
               <w:left w:val="single" w:sz="6" w:space="0" w:color="E4E4E4"/>
@@ -1396,10 +1397,10 @@
               <w:insideV w:val="single" w:sz="6" w:space="0" w:color="E4E4E4"/>
             </w:tcBorders>
             <w:tcMar>
-              <w:top w:w="45" w:type="dxa"/>
-              <w:start w:w="95" w:type="dxa"/>
-              <w:bottom w:w="45" w:type="dxa"/>
-              <w:end w:w="95" w:type="dxa"/>
+              <w:top w:w="85" w:type="dxa"/>
+              <w:start w:w="120" w:type="dxa"/>
+              <w:bottom w:w="85" w:type="dxa"/>
+              <w:end w:w="120" w:type="dxa"/>
             </w:tcMar>
             <w:vAlign w:val="center"/>
           </w:tcPr>
@@ -1421,7 +1422,7 @@
         </w:tc>
         <w:tc>
           <w:tcPr>
-            <w:tcW w:type="dxa" w:w="1123"/>
+            <w:tcW w:type="dxa" w:w="1140"/>
             <w:tcBorders>
               <w:top w:val="single" w:sz="6" w:space="0" w:color="E4E4E4"/>
               <w:left w:val="single" w:sz="6" w:space="0" w:color="E4E4E4"/>
@@ -1431,10 +1432,10 @@
               <w:insideV w:val="single" w:sz="6" w:space="0" w:color="E4E4E4"/>
             </w:tcBorders>
             <w:tcMar>
-              <w:top w:w="45" w:type="dxa"/>
-              <w:start w:w="95" w:type="dxa"/>
-              <w:bottom w:w="45" w:type="dxa"/>
-              <w:end w:w="95" w:type="dxa"/>
+              <w:top w:w="85" w:type="dxa"/>
+              <w:start w:w="120" w:type="dxa"/>
+              <w:bottom w:w="85" w:type="dxa"/>
+              <w:end w:w="120" w:type="dxa"/>
             </w:tcMar>
             <w:vAlign w:val="center"/>
           </w:tcPr>
@@ -1456,7 +1457,7 @@
         </w:tc>
         <w:tc>
           <w:tcPr>
-            <w:tcW w:type="dxa" w:w="720"/>
+            <w:tcW w:type="dxa" w:w="731"/>
             <w:tcBorders>
               <w:top w:val="single" w:sz="6" w:space="0" w:color="E4E4E4"/>
               <w:left w:val="single" w:sz="6" w:space="0" w:color="E4E4E4"/>
@@ -1466,10 +1467,10 @@
               <w:insideV w:val="single" w:sz="6" w:space="0" w:color="E4E4E4"/>
             </w:tcBorders>
             <w:tcMar>
-              <w:top w:w="45" w:type="dxa"/>
-              <w:start w:w="95" w:type="dxa"/>
-              <w:bottom w:w="45" w:type="dxa"/>
-              <w:end w:w="95" w:type="dxa"/>
+              <w:top w:w="85" w:type="dxa"/>
+              <w:start w:w="120" w:type="dxa"/>
+              <w:bottom w:w="85" w:type="dxa"/>
+              <w:end w:w="120" w:type="dxa"/>
             </w:tcMar>
             <w:vAlign w:val="center"/>
           </w:tcPr>
@@ -1491,7 +1492,7 @@
         </w:tc>
         <w:tc>
           <w:tcPr>
-            <w:tcW w:type="dxa" w:w="3341"/>
+            <w:tcW w:type="dxa" w:w="3391"/>
             <w:tcBorders>
               <w:top w:val="single" w:sz="6" w:space="0" w:color="E4E4E4"/>
               <w:left w:val="single" w:sz="6" w:space="0" w:color="E4E4E4"/>
@@ -1501,10 +1502,10 @@
               <w:insideV w:val="single" w:sz="6" w:space="0" w:color="E4E4E4"/>
             </w:tcBorders>
             <w:tcMar>
-              <w:top w:w="45" w:type="dxa"/>
-              <w:start w:w="95" w:type="dxa"/>
-              <w:bottom w:w="45" w:type="dxa"/>
-              <w:end w:w="95" w:type="dxa"/>
+              <w:top w:w="85" w:type="dxa"/>
+              <w:start w:w="120" w:type="dxa"/>
+              <w:bottom w:w="85" w:type="dxa"/>
+              <w:end w:w="120" w:type="dxa"/>
             </w:tcMar>
             <w:vAlign w:val="center"/>
           </w:tcPr>
@@ -1531,7 +1532,7 @@
         </w:trPr>
         <w:tc>
           <w:tcPr>
-            <w:tcW w:type="dxa" w:w="3672"/>
+            <w:tcW w:type="dxa" w:w="3727"/>
             <w:tcBorders>
               <w:top w:val="single" w:sz="6" w:space="0" w:color="E4E4E4"/>
               <w:left w:val="single" w:sz="6" w:space="0" w:color="E4E4E4"/>
@@ -1541,10 +1542,10 @@
               <w:insideV w:val="single" w:sz="6" w:space="0" w:color="E4E4E4"/>
             </w:tcBorders>
             <w:tcMar>
-              <w:top w:w="45" w:type="dxa"/>
-              <w:start w:w="95" w:type="dxa"/>
-              <w:bottom w:w="45" w:type="dxa"/>
-              <w:end w:w="95" w:type="dxa"/>
+              <w:top w:w="85" w:type="dxa"/>
+              <w:start w:w="120" w:type="dxa"/>
+              <w:bottom w:w="85" w:type="dxa"/>
+              <w:end w:w="120" w:type="dxa"/>
             </w:tcMar>
             <w:vAlign w:val="center"/>
           </w:tcPr>
@@ -1566,7 +1567,7 @@
         </w:tc>
         <w:tc>
           <w:tcPr>
-            <w:tcW w:type="dxa" w:w="792"/>
+            <w:tcW w:type="dxa" w:w="804"/>
             <w:tcBorders>
               <w:top w:val="single" w:sz="6" w:space="0" w:color="E4E4E4"/>
               <w:left w:val="single" w:sz="6" w:space="0" w:color="E4E4E4"/>
@@ -1576,10 +1577,10 @@
               <w:insideV w:val="single" w:sz="6" w:space="0" w:color="E4E4E4"/>
             </w:tcBorders>
             <w:tcMar>
-              <w:top w:w="45" w:type="dxa"/>
-              <w:start w:w="95" w:type="dxa"/>
-              <w:bottom w:w="45" w:type="dxa"/>
-              <w:end w:w="95" w:type="dxa"/>
+              <w:top w:w="85" w:type="dxa"/>
+              <w:start w:w="120" w:type="dxa"/>
+              <w:bottom w:w="85" w:type="dxa"/>
+              <w:end w:w="120" w:type="dxa"/>
             </w:tcMar>
             <w:vAlign w:val="center"/>
           </w:tcPr>
@@ -1601,7 +1602,7 @@
         </w:tc>
         <w:tc>
           <w:tcPr>
-            <w:tcW w:type="dxa" w:w="1123"/>
+            <w:tcW w:type="dxa" w:w="1140"/>
             <w:tcBorders>
               <w:top w:val="single" w:sz="6" w:space="0" w:color="E4E4E4"/>
               <w:left w:val="single" w:sz="6" w:space="0" w:color="E4E4E4"/>
@@ -1611,10 +1612,10 @@
               <w:insideV w:val="single" w:sz="6" w:space="0" w:color="E4E4E4"/>
             </w:tcBorders>
             <w:tcMar>
-              <w:top w:w="45" w:type="dxa"/>
-              <w:start w:w="95" w:type="dxa"/>
-              <w:bottom w:w="45" w:type="dxa"/>
-              <w:end w:w="95" w:type="dxa"/>
+              <w:top w:w="85" w:type="dxa"/>
+              <w:start w:w="120" w:type="dxa"/>
+              <w:bottom w:w="85" w:type="dxa"/>
+              <w:end w:w="120" w:type="dxa"/>
             </w:tcMar>
             <w:vAlign w:val="center"/>
           </w:tcPr>
@@ -1636,7 +1637,7 @@
         </w:tc>
         <w:tc>
           <w:tcPr>
-            <w:tcW w:type="dxa" w:w="720"/>
+            <w:tcW w:type="dxa" w:w="731"/>
             <w:tcBorders>
               <w:top w:val="single" w:sz="6" w:space="0" w:color="E4E4E4"/>
               <w:left w:val="single" w:sz="6" w:space="0" w:color="E4E4E4"/>
@@ -1646,10 +1647,10 @@
               <w:insideV w:val="single" w:sz="6" w:space="0" w:color="E4E4E4"/>
             </w:tcBorders>
             <w:tcMar>
-              <w:top w:w="45" w:type="dxa"/>
-              <w:start w:w="95" w:type="dxa"/>
-              <w:bottom w:w="45" w:type="dxa"/>
-              <w:end w:w="95" w:type="dxa"/>
+              <w:top w:w="85" w:type="dxa"/>
+              <w:start w:w="120" w:type="dxa"/>
+              <w:bottom w:w="85" w:type="dxa"/>
+              <w:end w:w="120" w:type="dxa"/>
             </w:tcMar>
             <w:vAlign w:val="center"/>
           </w:tcPr>
@@ -1671,7 +1672,7 @@
         </w:tc>
         <w:tc>
           <w:tcPr>
-            <w:tcW w:type="dxa" w:w="3341"/>
+            <w:tcW w:type="dxa" w:w="3391"/>
             <w:tcBorders>
               <w:top w:val="single" w:sz="6" w:space="0" w:color="E4E4E4"/>
               <w:left w:val="single" w:sz="6" w:space="0" w:color="E4E4E4"/>
@@ -1681,10 +1682,10 @@
               <w:insideV w:val="single" w:sz="6" w:space="0" w:color="E4E4E4"/>
             </w:tcBorders>
             <w:tcMar>
-              <w:top w:w="45" w:type="dxa"/>
-              <w:start w:w="95" w:type="dxa"/>
-              <w:bottom w:w="45" w:type="dxa"/>
-              <w:end w:w="95" w:type="dxa"/>
+              <w:top w:w="85" w:type="dxa"/>
+              <w:start w:w="120" w:type="dxa"/>
+              <w:bottom w:w="85" w:type="dxa"/>
+              <w:end w:w="120" w:type="dxa"/>
             </w:tcMar>
             <w:vAlign w:val="center"/>
           </w:tcPr>
@@ -1711,7 +1712,7 @@
         </w:trPr>
         <w:tc>
           <w:tcPr>
-            <w:tcW w:type="dxa" w:w="3672"/>
+            <w:tcW w:type="dxa" w:w="3727"/>
             <w:tcBorders>
               <w:top w:val="single" w:sz="6" w:space="0" w:color="E4E4E4"/>
               <w:left w:val="single" w:sz="6" w:space="0" w:color="E4E4E4"/>
@@ -1721,10 +1722,10 @@
               <w:insideV w:val="single" w:sz="6" w:space="0" w:color="E4E4E4"/>
             </w:tcBorders>
             <w:tcMar>
-              <w:top w:w="45" w:type="dxa"/>
-              <w:start w:w="95" w:type="dxa"/>
-              <w:bottom w:w="45" w:type="dxa"/>
-              <w:end w:w="95" w:type="dxa"/>
+              <w:top w:w="85" w:type="dxa"/>
+              <w:start w:w="120" w:type="dxa"/>
+              <w:bottom w:w="85" w:type="dxa"/>
+              <w:end w:w="120" w:type="dxa"/>
             </w:tcMar>
             <w:vAlign w:val="center"/>
           </w:tcPr>
@@ -1746,7 +1747,7 @@
         </w:tc>
         <w:tc>
           <w:tcPr>
-            <w:tcW w:type="dxa" w:w="792"/>
+            <w:tcW w:type="dxa" w:w="804"/>
             <w:tcBorders>
               <w:top w:val="single" w:sz="6" w:space="0" w:color="E4E4E4"/>
               <w:left w:val="single" w:sz="6" w:space="0" w:color="E4E4E4"/>
@@ -1756,10 +1757,10 @@
               <w:insideV w:val="single" w:sz="6" w:space="0" w:color="E4E4E4"/>
             </w:tcBorders>
             <w:tcMar>
-              <w:top w:w="45" w:type="dxa"/>
-              <w:start w:w="95" w:type="dxa"/>
-              <w:bottom w:w="45" w:type="dxa"/>
-              <w:end w:w="95" w:type="dxa"/>
+              <w:top w:w="85" w:type="dxa"/>
+              <w:start w:w="120" w:type="dxa"/>
+              <w:bottom w:w="85" w:type="dxa"/>
+              <w:end w:w="120" w:type="dxa"/>
             </w:tcMar>
             <w:vAlign w:val="center"/>
           </w:tcPr>
@@ -1781,7 +1782,7 @@
         </w:tc>
         <w:tc>
           <w:tcPr>
-            <w:tcW w:type="dxa" w:w="1123"/>
+            <w:tcW w:type="dxa" w:w="1140"/>
             <w:tcBorders>
               <w:top w:val="single" w:sz="6" w:space="0" w:color="E4E4E4"/>
               <w:left w:val="single" w:sz="6" w:space="0" w:color="E4E4E4"/>
@@ -1791,10 +1792,10 @@
               <w:insideV w:val="single" w:sz="6" w:space="0" w:color="E4E4E4"/>
             </w:tcBorders>
             <w:tcMar>
-              <w:top w:w="45" w:type="dxa"/>
-              <w:start w:w="95" w:type="dxa"/>
-              <w:bottom w:w="45" w:type="dxa"/>
-              <w:end w:w="95" w:type="dxa"/>
+              <w:top w:w="85" w:type="dxa"/>
+              <w:start w:w="120" w:type="dxa"/>
+              <w:bottom w:w="85" w:type="dxa"/>
+              <w:end w:w="120" w:type="dxa"/>
             </w:tcMar>
             <w:vAlign w:val="center"/>
           </w:tcPr>
@@ -1816,7 +1817,7 @@
         </w:tc>
         <w:tc>
           <w:tcPr>
-            <w:tcW w:type="dxa" w:w="720"/>
+            <w:tcW w:type="dxa" w:w="731"/>
             <w:tcBorders>
               <w:top w:val="single" w:sz="6" w:space="0" w:color="E4E4E4"/>
               <w:left w:val="single" w:sz="6" w:space="0" w:color="E4E4E4"/>
@@ -1826,10 +1827,10 @@
               <w:insideV w:val="single" w:sz="6" w:space="0" w:color="E4E4E4"/>
             </w:tcBorders>
             <w:tcMar>
-              <w:top w:w="45" w:type="dxa"/>
-              <w:start w:w="95" w:type="dxa"/>
-              <w:bottom w:w="45" w:type="dxa"/>
-              <w:end w:w="95" w:type="dxa"/>
+              <w:top w:w="85" w:type="dxa"/>
+              <w:start w:w="120" w:type="dxa"/>
+              <w:bottom w:w="85" w:type="dxa"/>
+              <w:end w:w="120" w:type="dxa"/>
             </w:tcMar>
             <w:vAlign w:val="center"/>
           </w:tcPr>
@@ -1851,7 +1852,7 @@
         </w:tc>
         <w:tc>
           <w:tcPr>
-            <w:tcW w:type="dxa" w:w="3341"/>
+            <w:tcW w:type="dxa" w:w="3391"/>
             <w:tcBorders>
               <w:top w:val="single" w:sz="6" w:space="0" w:color="E4E4E4"/>
               <w:left w:val="single" w:sz="6" w:space="0" w:color="E4E4E4"/>
@@ -1861,10 +1862,10 @@
               <w:insideV w:val="single" w:sz="6" w:space="0" w:color="E4E4E4"/>
             </w:tcBorders>
             <w:tcMar>
-              <w:top w:w="45" w:type="dxa"/>
-              <w:start w:w="95" w:type="dxa"/>
-              <w:bottom w:w="45" w:type="dxa"/>
-              <w:end w:w="95" w:type="dxa"/>
+              <w:top w:w="85" w:type="dxa"/>
+              <w:start w:w="120" w:type="dxa"/>
+              <w:bottom w:w="85" w:type="dxa"/>
+              <w:end w:w="120" w:type="dxa"/>
             </w:tcMar>
             <w:vAlign w:val="center"/>
           </w:tcPr>
@@ -1891,7 +1892,7 @@
         </w:trPr>
         <w:tc>
           <w:tcPr>
-            <w:tcW w:type="dxa" w:w="3672"/>
+            <w:tcW w:type="dxa" w:w="3727"/>
             <w:tcBorders>
               <w:top w:val="single" w:sz="6" w:space="0" w:color="E4E4E4"/>
               <w:left w:val="single" w:sz="6" w:space="0" w:color="E4E4E4"/>
@@ -1901,10 +1902,10 @@
               <w:insideV w:val="single" w:sz="6" w:space="0" w:color="E4E4E4"/>
             </w:tcBorders>
             <w:tcMar>
-              <w:top w:w="45" w:type="dxa"/>
-              <w:start w:w="95" w:type="dxa"/>
-              <w:bottom w:w="45" w:type="dxa"/>
-              <w:end w:w="95" w:type="dxa"/>
+              <w:top w:w="85" w:type="dxa"/>
+              <w:start w:w="120" w:type="dxa"/>
+              <w:bottom w:w="85" w:type="dxa"/>
+              <w:end w:w="120" w:type="dxa"/>
             </w:tcMar>
             <w:vAlign w:val="center"/>
           </w:tcPr>
@@ -1926,7 +1927,7 @@
         </w:tc>
         <w:tc>
           <w:tcPr>
-            <w:tcW w:type="dxa" w:w="792"/>
+            <w:tcW w:type="dxa" w:w="804"/>
             <w:tcBorders>
               <w:top w:val="single" w:sz="6" w:space="0" w:color="E4E4E4"/>
               <w:left w:val="single" w:sz="6" w:space="0" w:color="E4E4E4"/>
@@ -1936,10 +1937,10 @@
               <w:insideV w:val="single" w:sz="6" w:space="0" w:color="E4E4E4"/>
             </w:tcBorders>
             <w:tcMar>
-              <w:top w:w="45" w:type="dxa"/>
-              <w:start w:w="95" w:type="dxa"/>
-              <w:bottom w:w="45" w:type="dxa"/>
-              <w:end w:w="95" w:type="dxa"/>
+              <w:top w:w="85" w:type="dxa"/>
+              <w:start w:w="120" w:type="dxa"/>
+              <w:bottom w:w="85" w:type="dxa"/>
+              <w:end w:w="120" w:type="dxa"/>
             </w:tcMar>
             <w:vAlign w:val="center"/>
           </w:tcPr>
@@ -1961,7 +1962,7 @@
         </w:tc>
         <w:tc>
           <w:tcPr>
-            <w:tcW w:type="dxa" w:w="1123"/>
+            <w:tcW w:type="dxa" w:w="1140"/>
             <w:tcBorders>
               <w:top w:val="single" w:sz="6" w:space="0" w:color="E4E4E4"/>
               <w:left w:val="single" w:sz="6" w:space="0" w:color="E4E4E4"/>
@@ -1971,10 +1972,10 @@
               <w:insideV w:val="single" w:sz="6" w:space="0" w:color="E4E4E4"/>
             </w:tcBorders>
             <w:tcMar>
-              <w:top w:w="45" w:type="dxa"/>
-              <w:start w:w="95" w:type="dxa"/>
-              <w:bottom w:w="45" w:type="dxa"/>
-              <w:end w:w="95" w:type="dxa"/>
+              <w:top w:w="85" w:type="dxa"/>
+              <w:start w:w="120" w:type="dxa"/>
+              <w:bottom w:w="85" w:type="dxa"/>
+              <w:end w:w="120" w:type="dxa"/>
             </w:tcMar>
             <w:vAlign w:val="center"/>
           </w:tcPr>
@@ -1996,7 +1997,7 @@
         </w:tc>
         <w:tc>
           <w:tcPr>
-            <w:tcW w:type="dxa" w:w="720"/>
+            <w:tcW w:type="dxa" w:w="731"/>
             <w:tcBorders>
               <w:top w:val="single" w:sz="6" w:space="0" w:color="E4E4E4"/>
               <w:left w:val="single" w:sz="6" w:space="0" w:color="E4E4E4"/>
@@ -2006,10 +2007,10 @@
               <w:insideV w:val="single" w:sz="6" w:space="0" w:color="E4E4E4"/>
             </w:tcBorders>
             <w:tcMar>
-              <w:top w:w="45" w:type="dxa"/>
-              <w:start w:w="95" w:type="dxa"/>
-              <w:bottom w:w="45" w:type="dxa"/>
-              <w:end w:w="95" w:type="dxa"/>
+              <w:top w:w="85" w:type="dxa"/>
+              <w:start w:w="120" w:type="dxa"/>
+              <w:bottom w:w="85" w:type="dxa"/>
+              <w:end w:w="120" w:type="dxa"/>
             </w:tcMar>
             <w:vAlign w:val="center"/>
           </w:tcPr>
@@ -2031,7 +2032,7 @@
         </w:tc>
         <w:tc>
           <w:tcPr>
-            <w:tcW w:type="dxa" w:w="3341"/>
+            <w:tcW w:type="dxa" w:w="3391"/>
             <w:tcBorders>
               <w:top w:val="single" w:sz="6" w:space="0" w:color="E4E4E4"/>
               <w:left w:val="single" w:sz="6" w:space="0" w:color="E4E4E4"/>
@@ -2041,10 +2042,10 @@
               <w:insideV w:val="single" w:sz="6" w:space="0" w:color="E4E4E4"/>
             </w:tcBorders>
             <w:tcMar>
-              <w:top w:w="45" w:type="dxa"/>
-              <w:start w:w="95" w:type="dxa"/>
-              <w:bottom w:w="45" w:type="dxa"/>
-              <w:end w:w="95" w:type="dxa"/>
+              <w:top w:w="85" w:type="dxa"/>
+              <w:start w:w="120" w:type="dxa"/>
+              <w:bottom w:w="85" w:type="dxa"/>
+              <w:end w:w="120" w:type="dxa"/>
             </w:tcMar>
             <w:vAlign w:val="center"/>
           </w:tcPr>
@@ -2071,7 +2072,7 @@
         </w:trPr>
         <w:tc>
           <w:tcPr>
-            <w:tcW w:type="dxa" w:w="3672"/>
+            <w:tcW w:type="dxa" w:w="3727"/>
             <w:tcBorders>
               <w:top w:val="single" w:sz="6" w:space="0" w:color="E4E4E4"/>
               <w:left w:val="single" w:sz="6" w:space="0" w:color="E4E4E4"/>
@@ -2081,10 +2082,10 @@
               <w:insideV w:val="single" w:sz="6" w:space="0" w:color="E4E4E4"/>
             </w:tcBorders>
             <w:tcMar>
-              <w:top w:w="45" w:type="dxa"/>
-              <w:start w:w="95" w:type="dxa"/>
-              <w:bottom w:w="45" w:type="dxa"/>
-              <w:end w:w="95" w:type="dxa"/>
+              <w:top w:w="85" w:type="dxa"/>
+              <w:start w:w="120" w:type="dxa"/>
+              <w:bottom w:w="85" w:type="dxa"/>
+              <w:end w:w="120" w:type="dxa"/>
             </w:tcMar>
             <w:vAlign w:val="center"/>
           </w:tcPr>
@@ -2106,7 +2107,7 @@
         </w:tc>
         <w:tc>
           <w:tcPr>
-            <w:tcW w:type="dxa" w:w="792"/>
+            <w:tcW w:type="dxa" w:w="804"/>
             <w:tcBorders>
               <w:top w:val="single" w:sz="6" w:space="0" w:color="E4E4E4"/>
               <w:left w:val="single" w:sz="6" w:space="0" w:color="E4E4E4"/>
@@ -2116,10 +2117,10 @@
               <w:insideV w:val="single" w:sz="6" w:space="0" w:color="E4E4E4"/>
             </w:tcBorders>
             <w:tcMar>
-              <w:top w:w="45" w:type="dxa"/>
-              <w:start w:w="95" w:type="dxa"/>
-              <w:bottom w:w="45" w:type="dxa"/>
-              <w:end w:w="95" w:type="dxa"/>
+              <w:top w:w="85" w:type="dxa"/>
+              <w:start w:w="120" w:type="dxa"/>
+              <w:bottom w:w="85" w:type="dxa"/>
+              <w:end w:w="120" w:type="dxa"/>
             </w:tcMar>
             <w:vAlign w:val="center"/>
           </w:tcPr>
@@ -2141,7 +2142,7 @@
         </w:tc>
         <w:tc>
           <w:tcPr>
-            <w:tcW w:type="dxa" w:w="1123"/>
+            <w:tcW w:type="dxa" w:w="1140"/>
             <w:tcBorders>
               <w:top w:val="single" w:sz="6" w:space="0" w:color="E4E4E4"/>
               <w:left w:val="single" w:sz="6" w:space="0" w:color="E4E4E4"/>
@@ -2151,10 +2152,10 @@
               <w:insideV w:val="single" w:sz="6" w:space="0" w:color="E4E4E4"/>
             </w:tcBorders>
             <w:tcMar>
-              <w:top w:w="45" w:type="dxa"/>
-              <w:start w:w="95" w:type="dxa"/>
-              <w:bottom w:w="45" w:type="dxa"/>
-              <w:end w:w="95" w:type="dxa"/>
+              <w:top w:w="85" w:type="dxa"/>
+              <w:start w:w="120" w:type="dxa"/>
+              <w:bottom w:w="85" w:type="dxa"/>
+              <w:end w:w="120" w:type="dxa"/>
             </w:tcMar>
             <w:vAlign w:val="center"/>
           </w:tcPr>
@@ -2176,7 +2177,7 @@
         </w:tc>
         <w:tc>
           <w:tcPr>
-            <w:tcW w:type="dxa" w:w="720"/>
+            <w:tcW w:type="dxa" w:w="731"/>
             <w:tcBorders>
               <w:top w:val="single" w:sz="6" w:space="0" w:color="E4E4E4"/>
               <w:left w:val="single" w:sz="6" w:space="0" w:color="E4E4E4"/>
@@ -2186,10 +2187,10 @@
               <w:insideV w:val="single" w:sz="6" w:space="0" w:color="E4E4E4"/>
             </w:tcBorders>
             <w:tcMar>
-              <w:top w:w="45" w:type="dxa"/>
-              <w:start w:w="95" w:type="dxa"/>
-              <w:bottom w:w="45" w:type="dxa"/>
-              <w:end w:w="95" w:type="dxa"/>
+              <w:top w:w="85" w:type="dxa"/>
+              <w:start w:w="120" w:type="dxa"/>
+              <w:bottom w:w="85" w:type="dxa"/>
+              <w:end w:w="120" w:type="dxa"/>
             </w:tcMar>
             <w:vAlign w:val="center"/>
           </w:tcPr>
@@ -2211,7 +2212,7 @@
         </w:tc>
         <w:tc>
           <w:tcPr>
-            <w:tcW w:type="dxa" w:w="3341"/>
+            <w:tcW w:type="dxa" w:w="3391"/>
             <w:tcBorders>
               <w:top w:val="single" w:sz="6" w:space="0" w:color="E4E4E4"/>
               <w:left w:val="single" w:sz="6" w:space="0" w:color="E4E4E4"/>
@@ -2221,10 +2222,10 @@
               <w:insideV w:val="single" w:sz="6" w:space="0" w:color="E4E4E4"/>
             </w:tcBorders>
             <w:tcMar>
-              <w:top w:w="45" w:type="dxa"/>
-              <w:start w:w="95" w:type="dxa"/>
-              <w:bottom w:w="45" w:type="dxa"/>
-              <w:end w:w="95" w:type="dxa"/>
+              <w:top w:w="85" w:type="dxa"/>
+              <w:start w:w="120" w:type="dxa"/>
+              <w:bottom w:w="85" w:type="dxa"/>
+              <w:end w:w="120" w:type="dxa"/>
             </w:tcMar>
             <w:vAlign w:val="center"/>
           </w:tcPr>
@@ -2262,11 +2263,11 @@
         <w:tblLook w:firstColumn="1" w:firstRow="1" w:lastColumn="0" w:lastRow="0" w:noHBand="0" w:noVBand="1" w:val="04A0"/>
       </w:tblPr>
       <w:tblGrid>
-        <w:gridCol w:w="2033"/>
-        <w:gridCol w:w="2033"/>
-        <w:gridCol w:w="2033"/>
-        <w:gridCol w:w="2033"/>
-        <w:gridCol w:w="2033"/>
+        <w:gridCol w:w="3727"/>
+        <w:gridCol w:w="804"/>
+        <w:gridCol w:w="1140"/>
+        <w:gridCol w:w="731"/>
+        <w:gridCol w:w="3391"/>
       </w:tblGrid>
       <w:tr>
         <w:trPr>
@@ -2274,7 +2275,7 @@
         </w:trPr>
         <w:tc>
           <w:tcPr>
-            <w:tcW w:type="dxa" w:w="3672"/>
+            <w:tcW w:type="dxa" w:w="3727"/>
             <w:shd w:fill="FDEAF1"/>
             <w:tcBorders>
               <w:top w:val="single" w:sz="6" w:space="0" w:color="E4E4E4"/>
@@ -2285,10 +2286,10 @@
               <w:insideV w:val="single" w:sz="6" w:space="0" w:color="E4E4E4"/>
             </w:tcBorders>
             <w:tcMar>
-              <w:top w:w="45" w:type="dxa"/>
-              <w:start w:w="95" w:type="dxa"/>
-              <w:bottom w:w="45" w:type="dxa"/>
-              <w:end w:w="95" w:type="dxa"/>
+              <w:top w:w="85" w:type="dxa"/>
+              <w:start w:w="120" w:type="dxa"/>
+              <w:bottom w:w="85" w:type="dxa"/>
+              <w:end w:w="120" w:type="dxa"/>
             </w:tcMar>
             <w:vAlign w:val="center"/>
           </w:tcPr>
@@ -2310,7 +2311,7 @@
         </w:tc>
         <w:tc>
           <w:tcPr>
-            <w:tcW w:type="dxa" w:w="792"/>
+            <w:tcW w:type="dxa" w:w="804"/>
             <w:shd w:fill="FDEAF1"/>
             <w:tcBorders>
               <w:top w:val="single" w:sz="6" w:space="0" w:color="E4E4E4"/>
@@ -2321,10 +2322,10 @@
               <w:insideV w:val="single" w:sz="6" w:space="0" w:color="E4E4E4"/>
             </w:tcBorders>
             <w:tcMar>
-              <w:top w:w="45" w:type="dxa"/>
-              <w:start w:w="95" w:type="dxa"/>
-              <w:bottom w:w="45" w:type="dxa"/>
-              <w:end w:w="95" w:type="dxa"/>
+              <w:top w:w="85" w:type="dxa"/>
+              <w:start w:w="120" w:type="dxa"/>
+              <w:bottom w:w="85" w:type="dxa"/>
+              <w:end w:w="120" w:type="dxa"/>
             </w:tcMar>
             <w:vAlign w:val="center"/>
           </w:tcPr>
@@ -2346,7 +2347,7 @@
         </w:tc>
         <w:tc>
           <w:tcPr>
-            <w:tcW w:type="dxa" w:w="1123"/>
+            <w:tcW w:type="dxa" w:w="1140"/>
             <w:shd w:fill="FDEAF1"/>
             <w:tcBorders>
               <w:top w:val="single" w:sz="6" w:space="0" w:color="E4E4E4"/>
@@ -2357,10 +2358,10 @@
               <w:insideV w:val="single" w:sz="6" w:space="0" w:color="E4E4E4"/>
             </w:tcBorders>
             <w:tcMar>
-              <w:top w:w="45" w:type="dxa"/>
-              <w:start w:w="95" w:type="dxa"/>
-              <w:bottom w:w="45" w:type="dxa"/>
-              <w:end w:w="95" w:type="dxa"/>
+              <w:top w:w="85" w:type="dxa"/>
+              <w:start w:w="120" w:type="dxa"/>
+              <w:bottom w:w="85" w:type="dxa"/>
+              <w:end w:w="120" w:type="dxa"/>
             </w:tcMar>
             <w:vAlign w:val="center"/>
           </w:tcPr>
@@ -2382,7 +2383,7 @@
         </w:tc>
         <w:tc>
           <w:tcPr>
-            <w:tcW w:type="dxa" w:w="720"/>
+            <w:tcW w:type="dxa" w:w="731"/>
             <w:shd w:fill="FDEAF1"/>
             <w:tcBorders>
               <w:top w:val="single" w:sz="6" w:space="0" w:color="E4E4E4"/>
@@ -2393,10 +2394,10 @@
               <w:insideV w:val="single" w:sz="6" w:space="0" w:color="E4E4E4"/>
             </w:tcBorders>
             <w:tcMar>
-              <w:top w:w="45" w:type="dxa"/>
-              <w:start w:w="95" w:type="dxa"/>
-              <w:bottom w:w="45" w:type="dxa"/>
-              <w:end w:w="95" w:type="dxa"/>
+              <w:top w:w="85" w:type="dxa"/>
+              <w:start w:w="120" w:type="dxa"/>
+              <w:bottom w:w="85" w:type="dxa"/>
+              <w:end w:w="120" w:type="dxa"/>
             </w:tcMar>
             <w:vAlign w:val="center"/>
           </w:tcPr>
@@ -2418,7 +2419,7 @@
         </w:tc>
         <w:tc>
           <w:tcPr>
-            <w:tcW w:type="dxa" w:w="3341"/>
+            <w:tcW w:type="dxa" w:w="3391"/>
             <w:shd w:fill="FDEAF1"/>
             <w:tcBorders>
               <w:top w:val="single" w:sz="6" w:space="0" w:color="E4E4E4"/>
@@ -2429,10 +2430,10 @@
               <w:insideV w:val="single" w:sz="6" w:space="0" w:color="E4E4E4"/>
             </w:tcBorders>
             <w:tcMar>
-              <w:top w:w="45" w:type="dxa"/>
-              <w:start w:w="95" w:type="dxa"/>
-              <w:bottom w:w="45" w:type="dxa"/>
-              <w:end w:w="95" w:type="dxa"/>
+              <w:top w:w="85" w:type="dxa"/>
+              <w:start w:w="120" w:type="dxa"/>
+              <w:bottom w:w="85" w:type="dxa"/>
+              <w:end w:w="120" w:type="dxa"/>
             </w:tcMar>
             <w:vAlign w:val="center"/>
           </w:tcPr>
@@ -2459,7 +2460,7 @@
         </w:trPr>
         <w:tc>
           <w:tcPr>
-            <w:tcW w:type="dxa" w:w="3672"/>
+            <w:tcW w:type="dxa" w:w="3727"/>
             <w:tcBorders>
               <w:top w:val="single" w:sz="6" w:space="0" w:color="E4E4E4"/>
               <w:left w:val="single" w:sz="6" w:space="0" w:color="E4E4E4"/>
@@ -2469,10 +2470,10 @@
               <w:insideV w:val="single" w:sz="6" w:space="0" w:color="E4E4E4"/>
             </w:tcBorders>
             <w:tcMar>
-              <w:top w:w="45" w:type="dxa"/>
-              <w:start w:w="95" w:type="dxa"/>
-              <w:bottom w:w="45" w:type="dxa"/>
-              <w:end w:w="95" w:type="dxa"/>
+              <w:top w:w="85" w:type="dxa"/>
+              <w:start w:w="120" w:type="dxa"/>
+              <w:bottom w:w="85" w:type="dxa"/>
+              <w:end w:w="120" w:type="dxa"/>
             </w:tcMar>
             <w:vAlign w:val="center"/>
           </w:tcPr>
@@ -2494,7 +2495,7 @@
         </w:tc>
         <w:tc>
           <w:tcPr>
-            <w:tcW w:type="dxa" w:w="792"/>
+            <w:tcW w:type="dxa" w:w="804"/>
             <w:tcBorders>
               <w:top w:val="single" w:sz="6" w:space="0" w:color="E4E4E4"/>
               <w:left w:val="single" w:sz="6" w:space="0" w:color="E4E4E4"/>
@@ -2504,10 +2505,10 @@
               <w:insideV w:val="single" w:sz="6" w:space="0" w:color="E4E4E4"/>
             </w:tcBorders>
             <w:tcMar>
-              <w:top w:w="45" w:type="dxa"/>
-              <w:start w:w="95" w:type="dxa"/>
-              <w:bottom w:w="45" w:type="dxa"/>
-              <w:end w:w="95" w:type="dxa"/>
+              <w:top w:w="85" w:type="dxa"/>
+              <w:start w:w="120" w:type="dxa"/>
+              <w:bottom w:w="85" w:type="dxa"/>
+              <w:end w:w="120" w:type="dxa"/>
             </w:tcMar>
             <w:vAlign w:val="center"/>
           </w:tcPr>
@@ -2529,7 +2530,7 @@
         </w:tc>
         <w:tc>
           <w:tcPr>
-            <w:tcW w:type="dxa" w:w="1123"/>
+            <w:tcW w:type="dxa" w:w="1140"/>
             <w:tcBorders>
               <w:top w:val="single" w:sz="6" w:space="0" w:color="E4E4E4"/>
               <w:left w:val="single" w:sz="6" w:space="0" w:color="E4E4E4"/>
@@ -2539,10 +2540,10 @@
               <w:insideV w:val="single" w:sz="6" w:space="0" w:color="E4E4E4"/>
             </w:tcBorders>
             <w:tcMar>
-              <w:top w:w="45" w:type="dxa"/>
-              <w:start w:w="95" w:type="dxa"/>
-              <w:bottom w:w="45" w:type="dxa"/>
-              <w:end w:w="95" w:type="dxa"/>
+              <w:top w:w="85" w:type="dxa"/>
+              <w:start w:w="120" w:type="dxa"/>
+              <w:bottom w:w="85" w:type="dxa"/>
+              <w:end w:w="120" w:type="dxa"/>
             </w:tcMar>
             <w:vAlign w:val="center"/>
           </w:tcPr>
@@ -2564,7 +2565,7 @@
         </w:tc>
         <w:tc>
           <w:tcPr>
-            <w:tcW w:type="dxa" w:w="720"/>
+            <w:tcW w:type="dxa" w:w="731"/>
             <w:tcBorders>
               <w:top w:val="single" w:sz="6" w:space="0" w:color="E4E4E4"/>
               <w:left w:val="single" w:sz="6" w:space="0" w:color="E4E4E4"/>
@@ -2574,10 +2575,10 @@
               <w:insideV w:val="single" w:sz="6" w:space="0" w:color="E4E4E4"/>
             </w:tcBorders>
             <w:tcMar>
-              <w:top w:w="45" w:type="dxa"/>
-              <w:start w:w="95" w:type="dxa"/>
-              <w:bottom w:w="45" w:type="dxa"/>
-              <w:end w:w="95" w:type="dxa"/>
+              <w:top w:w="85" w:type="dxa"/>
+              <w:start w:w="120" w:type="dxa"/>
+              <w:bottom w:w="85" w:type="dxa"/>
+              <w:end w:w="120" w:type="dxa"/>
             </w:tcMar>
             <w:vAlign w:val="center"/>
           </w:tcPr>
@@ -2599,7 +2600,7 @@
         </w:tc>
         <w:tc>
           <w:tcPr>
-            <w:tcW w:type="dxa" w:w="3341"/>
+            <w:tcW w:type="dxa" w:w="3391"/>
             <w:tcBorders>
               <w:top w:val="single" w:sz="6" w:space="0" w:color="E4E4E4"/>
               <w:left w:val="single" w:sz="6" w:space="0" w:color="E4E4E4"/>
@@ -2609,10 +2610,10 @@
               <w:insideV w:val="single" w:sz="6" w:space="0" w:color="E4E4E4"/>
             </w:tcBorders>
             <w:tcMar>
-              <w:top w:w="45" w:type="dxa"/>
-              <w:start w:w="95" w:type="dxa"/>
-              <w:bottom w:w="45" w:type="dxa"/>
-              <w:end w:w="95" w:type="dxa"/>
+              <w:top w:w="85" w:type="dxa"/>
+              <w:start w:w="120" w:type="dxa"/>
+              <w:bottom w:w="85" w:type="dxa"/>
+              <w:end w:w="120" w:type="dxa"/>
             </w:tcMar>
             <w:vAlign w:val="center"/>
           </w:tcPr>
@@ -2639,7 +2640,7 @@
         </w:trPr>
         <w:tc>
           <w:tcPr>
-            <w:tcW w:type="dxa" w:w="3672"/>
+            <w:tcW w:type="dxa" w:w="3727"/>
             <w:tcBorders>
               <w:top w:val="single" w:sz="6" w:space="0" w:color="E4E4E4"/>
               <w:left w:val="single" w:sz="6" w:space="0" w:color="E4E4E4"/>
@@ -2649,10 +2650,10 @@
               <w:insideV w:val="single" w:sz="6" w:space="0" w:color="E4E4E4"/>
             </w:tcBorders>
             <w:tcMar>
-              <w:top w:w="45" w:type="dxa"/>
-              <w:start w:w="95" w:type="dxa"/>
-              <w:bottom w:w="45" w:type="dxa"/>
-              <w:end w:w="95" w:type="dxa"/>
+              <w:top w:w="85" w:type="dxa"/>
+              <w:start w:w="120" w:type="dxa"/>
+              <w:bottom w:w="85" w:type="dxa"/>
+              <w:end w:w="120" w:type="dxa"/>
             </w:tcMar>
             <w:vAlign w:val="center"/>
           </w:tcPr>
@@ -2674,7 +2675,7 @@
         </w:tc>
         <w:tc>
           <w:tcPr>
-            <w:tcW w:type="dxa" w:w="792"/>
+            <w:tcW w:type="dxa" w:w="804"/>
             <w:tcBorders>
               <w:top w:val="single" w:sz="6" w:space="0" w:color="E4E4E4"/>
               <w:left w:val="single" w:sz="6" w:space="0" w:color="E4E4E4"/>
@@ -2684,10 +2685,10 @@
               <w:insideV w:val="single" w:sz="6" w:space="0" w:color="E4E4E4"/>
             </w:tcBorders>
             <w:tcMar>
-              <w:top w:w="45" w:type="dxa"/>
-              <w:start w:w="95" w:type="dxa"/>
-              <w:bottom w:w="45" w:type="dxa"/>
-              <w:end w:w="95" w:type="dxa"/>
+              <w:top w:w="85" w:type="dxa"/>
+              <w:start w:w="120" w:type="dxa"/>
+              <w:bottom w:w="85" w:type="dxa"/>
+              <w:end w:w="120" w:type="dxa"/>
             </w:tcMar>
             <w:vAlign w:val="center"/>
           </w:tcPr>
@@ -2709,7 +2710,7 @@
         </w:tc>
         <w:tc>
           <w:tcPr>
-            <w:tcW w:type="dxa" w:w="1123"/>
+            <w:tcW w:type="dxa" w:w="1140"/>
             <w:tcBorders>
               <w:top w:val="single" w:sz="6" w:space="0" w:color="E4E4E4"/>
               <w:left w:val="single" w:sz="6" w:space="0" w:color="E4E4E4"/>
@@ -2719,10 +2720,10 @@
               <w:insideV w:val="single" w:sz="6" w:space="0" w:color="E4E4E4"/>
             </w:tcBorders>
             <w:tcMar>
-              <w:top w:w="45" w:type="dxa"/>
-              <w:start w:w="95" w:type="dxa"/>
-              <w:bottom w:w="45" w:type="dxa"/>
-              <w:end w:w="95" w:type="dxa"/>
+              <w:top w:w="85" w:type="dxa"/>
+              <w:start w:w="120" w:type="dxa"/>
+              <w:bottom w:w="85" w:type="dxa"/>
+              <w:end w:w="120" w:type="dxa"/>
             </w:tcMar>
             <w:vAlign w:val="center"/>
           </w:tcPr>
@@ -2744,7 +2745,7 @@
         </w:tc>
         <w:tc>
           <w:tcPr>
-            <w:tcW w:type="dxa" w:w="720"/>
+            <w:tcW w:type="dxa" w:w="731"/>
             <w:tcBorders>
               <w:top w:val="single" w:sz="6" w:space="0" w:color="E4E4E4"/>
               <w:left w:val="single" w:sz="6" w:space="0" w:color="E4E4E4"/>
@@ -2754,10 +2755,10 @@
               <w:insideV w:val="single" w:sz="6" w:space="0" w:color="E4E4E4"/>
             </w:tcBorders>
             <w:tcMar>
-              <w:top w:w="45" w:type="dxa"/>
-              <w:start w:w="95" w:type="dxa"/>
-              <w:bottom w:w="45" w:type="dxa"/>
-              <w:end w:w="95" w:type="dxa"/>
+              <w:top w:w="85" w:type="dxa"/>
+              <w:start w:w="120" w:type="dxa"/>
+              <w:bottom w:w="85" w:type="dxa"/>
+              <w:end w:w="120" w:type="dxa"/>
             </w:tcMar>
             <w:vAlign w:val="center"/>
           </w:tcPr>
@@ -2779,7 +2780,7 @@
         </w:tc>
         <w:tc>
           <w:tcPr>
-            <w:tcW w:type="dxa" w:w="3341"/>
+            <w:tcW w:type="dxa" w:w="3391"/>
             <w:tcBorders>
               <w:top w:val="single" w:sz="6" w:space="0" w:color="E4E4E4"/>
               <w:left w:val="single" w:sz="6" w:space="0" w:color="E4E4E4"/>
@@ -2789,10 +2790,10 @@
               <w:insideV w:val="single" w:sz="6" w:space="0" w:color="E4E4E4"/>
             </w:tcBorders>
             <w:tcMar>
-              <w:top w:w="45" w:type="dxa"/>
-              <w:start w:w="95" w:type="dxa"/>
-              <w:bottom w:w="45" w:type="dxa"/>
-              <w:end w:w="95" w:type="dxa"/>
+              <w:top w:w="85" w:type="dxa"/>
+              <w:start w:w="120" w:type="dxa"/>
+              <w:bottom w:w="85" w:type="dxa"/>
+              <w:end w:w="120" w:type="dxa"/>
             </w:tcMar>
             <w:vAlign w:val="center"/>
           </w:tcPr>
@@ -2819,7 +2820,7 @@
         </w:trPr>
         <w:tc>
           <w:tcPr>
-            <w:tcW w:type="dxa" w:w="3672"/>
+            <w:tcW w:type="dxa" w:w="3727"/>
             <w:tcBorders>
               <w:top w:val="single" w:sz="6" w:space="0" w:color="E4E4E4"/>
               <w:left w:val="single" w:sz="6" w:space="0" w:color="E4E4E4"/>
@@ -2829,10 +2830,10 @@
               <w:insideV w:val="single" w:sz="6" w:space="0" w:color="E4E4E4"/>
             </w:tcBorders>
             <w:tcMar>
-              <w:top w:w="45" w:type="dxa"/>
-              <w:start w:w="95" w:type="dxa"/>
-              <w:bottom w:w="45" w:type="dxa"/>
-              <w:end w:w="95" w:type="dxa"/>
+              <w:top w:w="85" w:type="dxa"/>
+              <w:start w:w="120" w:type="dxa"/>
+              <w:bottom w:w="85" w:type="dxa"/>
+              <w:end w:w="120" w:type="dxa"/>
             </w:tcMar>
             <w:vAlign w:val="center"/>
           </w:tcPr>
@@ -2854,7 +2855,7 @@
         </w:tc>
         <w:tc>
           <w:tcPr>
-            <w:tcW w:type="dxa" w:w="792"/>
+            <w:tcW w:type="dxa" w:w="804"/>
             <w:tcBorders>
               <w:top w:val="single" w:sz="6" w:space="0" w:color="E4E4E4"/>
               <w:left w:val="single" w:sz="6" w:space="0" w:color="E4E4E4"/>
@@ -2864,10 +2865,10 @@
               <w:insideV w:val="single" w:sz="6" w:space="0" w:color="E4E4E4"/>
             </w:tcBorders>
             <w:tcMar>
-              <w:top w:w="45" w:type="dxa"/>
-              <w:start w:w="95" w:type="dxa"/>
-              <w:bottom w:w="45" w:type="dxa"/>
-              <w:end w:w="95" w:type="dxa"/>
+              <w:top w:w="85" w:type="dxa"/>
+              <w:start w:w="120" w:type="dxa"/>
+              <w:bottom w:w="85" w:type="dxa"/>
+              <w:end w:w="120" w:type="dxa"/>
             </w:tcMar>
             <w:vAlign w:val="center"/>
           </w:tcPr>
@@ -2889,7 +2890,7 @@
         </w:tc>
         <w:tc>
           <w:tcPr>
-            <w:tcW w:type="dxa" w:w="1123"/>
+            <w:tcW w:type="dxa" w:w="1140"/>
             <w:tcBorders>
               <w:top w:val="single" w:sz="6" w:space="0" w:color="E4E4E4"/>
               <w:left w:val="single" w:sz="6" w:space="0" w:color="E4E4E4"/>
@@ -2899,10 +2900,10 @@
               <w:insideV w:val="single" w:sz="6" w:space="0" w:color="E4E4E4"/>
             </w:tcBorders>
             <w:tcMar>
-              <w:top w:w="45" w:type="dxa"/>
-              <w:start w:w="95" w:type="dxa"/>
-              <w:bottom w:w="45" w:type="dxa"/>
-              <w:end w:w="95" w:type="dxa"/>
+              <w:top w:w="85" w:type="dxa"/>
+              <w:start w:w="120" w:type="dxa"/>
+              <w:bottom w:w="85" w:type="dxa"/>
+              <w:end w:w="120" w:type="dxa"/>
             </w:tcMar>
             <w:vAlign w:val="center"/>
           </w:tcPr>
@@ -2924,7 +2925,7 @@
         </w:tc>
         <w:tc>
           <w:tcPr>
-            <w:tcW w:type="dxa" w:w="720"/>
+            <w:tcW w:type="dxa" w:w="731"/>
             <w:tcBorders>
               <w:top w:val="single" w:sz="6" w:space="0" w:color="E4E4E4"/>
               <w:left w:val="single" w:sz="6" w:space="0" w:color="E4E4E4"/>
@@ -2934,10 +2935,10 @@
               <w:insideV w:val="single" w:sz="6" w:space="0" w:color="E4E4E4"/>
             </w:tcBorders>
             <w:tcMar>
-              <w:top w:w="45" w:type="dxa"/>
-              <w:start w:w="95" w:type="dxa"/>
-              <w:bottom w:w="45" w:type="dxa"/>
-              <w:end w:w="95" w:type="dxa"/>
+              <w:top w:w="85" w:type="dxa"/>
+              <w:start w:w="120" w:type="dxa"/>
+              <w:bottom w:w="85" w:type="dxa"/>
+              <w:end w:w="120" w:type="dxa"/>
             </w:tcMar>
             <w:vAlign w:val="center"/>
           </w:tcPr>
@@ -2959,7 +2960,7 @@
         </w:tc>
         <w:tc>
           <w:tcPr>
-            <w:tcW w:type="dxa" w:w="3341"/>
+            <w:tcW w:type="dxa" w:w="3391"/>
             <w:tcBorders>
               <w:top w:val="single" w:sz="6" w:space="0" w:color="E4E4E4"/>
               <w:left w:val="single" w:sz="6" w:space="0" w:color="E4E4E4"/>
@@ -2969,10 +2970,10 @@
               <w:insideV w:val="single" w:sz="6" w:space="0" w:color="E4E4E4"/>
             </w:tcBorders>
             <w:tcMar>
-              <w:top w:w="45" w:type="dxa"/>
-              <w:start w:w="95" w:type="dxa"/>
-              <w:bottom w:w="45" w:type="dxa"/>
-              <w:end w:w="95" w:type="dxa"/>
+              <w:top w:w="85" w:type="dxa"/>
+              <w:start w:w="120" w:type="dxa"/>
+              <w:bottom w:w="85" w:type="dxa"/>
+              <w:end w:w="120" w:type="dxa"/>
             </w:tcMar>
             <w:vAlign w:val="center"/>
           </w:tcPr>
@@ -2999,7 +3000,7 @@
         </w:trPr>
         <w:tc>
           <w:tcPr>
-            <w:tcW w:type="dxa" w:w="3672"/>
+            <w:tcW w:type="dxa" w:w="3727"/>
             <w:tcBorders>
               <w:top w:val="single" w:sz="6" w:space="0" w:color="E4E4E4"/>
               <w:left w:val="single" w:sz="6" w:space="0" w:color="E4E4E4"/>
@@ -3009,10 +3010,10 @@
               <w:insideV w:val="single" w:sz="6" w:space="0" w:color="E4E4E4"/>
             </w:tcBorders>
             <w:tcMar>
-              <w:top w:w="45" w:type="dxa"/>
-              <w:start w:w="95" w:type="dxa"/>
-              <w:bottom w:w="45" w:type="dxa"/>
-              <w:end w:w="95" w:type="dxa"/>
+              <w:top w:w="85" w:type="dxa"/>
+              <w:start w:w="120" w:type="dxa"/>
+              <w:bottom w:w="85" w:type="dxa"/>
+              <w:end w:w="120" w:type="dxa"/>
             </w:tcMar>
             <w:vAlign w:val="center"/>
           </w:tcPr>
@@ -3034,7 +3035,7 @@
         </w:tc>
         <w:tc>
           <w:tcPr>
-            <w:tcW w:type="dxa" w:w="792"/>
+            <w:tcW w:type="dxa" w:w="804"/>
             <w:tcBorders>
               <w:top w:val="single" w:sz="6" w:space="0" w:color="E4E4E4"/>
               <w:left w:val="single" w:sz="6" w:space="0" w:color="E4E4E4"/>
@@ -3044,10 +3045,10 @@
               <w:insideV w:val="single" w:sz="6" w:space="0" w:color="E4E4E4"/>
             </w:tcBorders>
             <w:tcMar>
-              <w:top w:w="45" w:type="dxa"/>
-              <w:start w:w="95" w:type="dxa"/>
-              <w:bottom w:w="45" w:type="dxa"/>
-              <w:end w:w="95" w:type="dxa"/>
+              <w:top w:w="85" w:type="dxa"/>
+              <w:start w:w="120" w:type="dxa"/>
+              <w:bottom w:w="85" w:type="dxa"/>
+              <w:end w:w="120" w:type="dxa"/>
             </w:tcMar>
             <w:vAlign w:val="center"/>
           </w:tcPr>
@@ -3069,7 +3070,7 @@
         </w:tc>
         <w:tc>
           <w:tcPr>
-            <w:tcW w:type="dxa" w:w="1123"/>
+            <w:tcW w:type="dxa" w:w="1140"/>
             <w:tcBorders>
               <w:top w:val="single" w:sz="6" w:space="0" w:color="E4E4E4"/>
               <w:left w:val="single" w:sz="6" w:space="0" w:color="E4E4E4"/>
@@ -3079,10 +3080,10 @@
               <w:insideV w:val="single" w:sz="6" w:space="0" w:color="E4E4E4"/>
             </w:tcBorders>
             <w:tcMar>
-              <w:top w:w="45" w:type="dxa"/>
-              <w:start w:w="95" w:type="dxa"/>
-              <w:bottom w:w="45" w:type="dxa"/>
-              <w:end w:w="95" w:type="dxa"/>
+              <w:top w:w="85" w:type="dxa"/>
+              <w:start w:w="120" w:type="dxa"/>
+              <w:bottom w:w="85" w:type="dxa"/>
+              <w:end w:w="120" w:type="dxa"/>
             </w:tcMar>
             <w:vAlign w:val="center"/>
           </w:tcPr>
@@ -3104,7 +3105,7 @@
         </w:tc>
         <w:tc>
           <w:tcPr>
-            <w:tcW w:type="dxa" w:w="720"/>
+            <w:tcW w:type="dxa" w:w="731"/>
             <w:tcBorders>
               <w:top w:val="single" w:sz="6" w:space="0" w:color="E4E4E4"/>
               <w:left w:val="single" w:sz="6" w:space="0" w:color="E4E4E4"/>
@@ -3114,10 +3115,10 @@
               <w:insideV w:val="single" w:sz="6" w:space="0" w:color="E4E4E4"/>
             </w:tcBorders>
             <w:tcMar>
-              <w:top w:w="45" w:type="dxa"/>
-              <w:start w:w="95" w:type="dxa"/>
-              <w:bottom w:w="45" w:type="dxa"/>
-              <w:end w:w="95" w:type="dxa"/>
+              <w:top w:w="85" w:type="dxa"/>
+              <w:start w:w="120" w:type="dxa"/>
+              <w:bottom w:w="85" w:type="dxa"/>
+              <w:end w:w="120" w:type="dxa"/>
             </w:tcMar>
             <w:vAlign w:val="center"/>
           </w:tcPr>
@@ -3139,7 +3140,7 @@
         </w:tc>
         <w:tc>
           <w:tcPr>
-            <w:tcW w:type="dxa" w:w="3341"/>
+            <w:tcW w:type="dxa" w:w="3391"/>
             <w:tcBorders>
               <w:top w:val="single" w:sz="6" w:space="0" w:color="E4E4E4"/>
               <w:left w:val="single" w:sz="6" w:space="0" w:color="E4E4E4"/>
@@ -3149,10 +3150,10 @@
               <w:insideV w:val="single" w:sz="6" w:space="0" w:color="E4E4E4"/>
             </w:tcBorders>
             <w:tcMar>
-              <w:top w:w="45" w:type="dxa"/>
-              <w:start w:w="95" w:type="dxa"/>
-              <w:bottom w:w="45" w:type="dxa"/>
-              <w:end w:w="95" w:type="dxa"/>
+              <w:top w:w="85" w:type="dxa"/>
+              <w:start w:w="120" w:type="dxa"/>
+              <w:bottom w:w="85" w:type="dxa"/>
+              <w:end w:w="120" w:type="dxa"/>
             </w:tcMar>
             <w:vAlign w:val="center"/>
           </w:tcPr>
@@ -3179,7 +3180,7 @@
         </w:trPr>
         <w:tc>
           <w:tcPr>
-            <w:tcW w:type="dxa" w:w="3672"/>
+            <w:tcW w:type="dxa" w:w="3727"/>
             <w:tcBorders>
               <w:top w:val="single" w:sz="6" w:space="0" w:color="E4E4E4"/>
               <w:left w:val="single" w:sz="6" w:space="0" w:color="E4E4E4"/>
@@ -3189,10 +3190,10 @@
               <w:insideV w:val="single" w:sz="6" w:space="0" w:color="E4E4E4"/>
             </w:tcBorders>
             <w:tcMar>
-              <w:top w:w="45" w:type="dxa"/>
-              <w:start w:w="95" w:type="dxa"/>
-              <w:bottom w:w="45" w:type="dxa"/>
-              <w:end w:w="95" w:type="dxa"/>
+              <w:top w:w="85" w:type="dxa"/>
+              <w:start w:w="120" w:type="dxa"/>
+              <w:bottom w:w="85" w:type="dxa"/>
+              <w:end w:w="120" w:type="dxa"/>
             </w:tcMar>
             <w:vAlign w:val="center"/>
           </w:tcPr>
@@ -3214,7 +3215,7 @@
         </w:tc>
         <w:tc>
           <w:tcPr>
-            <w:tcW w:type="dxa" w:w="792"/>
+            <w:tcW w:type="dxa" w:w="804"/>
             <w:tcBorders>
               <w:top w:val="single" w:sz="6" w:space="0" w:color="E4E4E4"/>
               <w:left w:val="single" w:sz="6" w:space="0" w:color="E4E4E4"/>
@@ -3224,10 +3225,10 @@
               <w:insideV w:val="single" w:sz="6" w:space="0" w:color="E4E4E4"/>
             </w:tcBorders>
             <w:tcMar>
-              <w:top w:w="45" w:type="dxa"/>
-              <w:start w:w="95" w:type="dxa"/>
-              <w:bottom w:w="45" w:type="dxa"/>
-              <w:end w:w="95" w:type="dxa"/>
+              <w:top w:w="85" w:type="dxa"/>
+              <w:start w:w="120" w:type="dxa"/>
+              <w:bottom w:w="85" w:type="dxa"/>
+              <w:end w:w="120" w:type="dxa"/>
             </w:tcMar>
             <w:vAlign w:val="center"/>
           </w:tcPr>
@@ -3249,7 +3250,7 @@
         </w:tc>
         <w:tc>
           <w:tcPr>
-            <w:tcW w:type="dxa" w:w="1123"/>
+            <w:tcW w:type="dxa" w:w="1140"/>
             <w:tcBorders>
               <w:top w:val="single" w:sz="6" w:space="0" w:color="E4E4E4"/>
               <w:left w:val="single" w:sz="6" w:space="0" w:color="E4E4E4"/>
@@ -3259,10 +3260,10 @@
               <w:insideV w:val="single" w:sz="6" w:space="0" w:color="E4E4E4"/>
             </w:tcBorders>
             <w:tcMar>
-              <w:top w:w="45" w:type="dxa"/>
-              <w:start w:w="95" w:type="dxa"/>
-              <w:bottom w:w="45" w:type="dxa"/>
-              <w:end w:w="95" w:type="dxa"/>
+              <w:top w:w="85" w:type="dxa"/>
+              <w:start w:w="120" w:type="dxa"/>
+              <w:bottom w:w="85" w:type="dxa"/>
+              <w:end w:w="120" w:type="dxa"/>
             </w:tcMar>
             <w:vAlign w:val="center"/>
           </w:tcPr>
@@ -3284,7 +3285,7 @@
         </w:tc>
         <w:tc>
           <w:tcPr>
-            <w:tcW w:type="dxa" w:w="720"/>
+            <w:tcW w:type="dxa" w:w="731"/>
             <w:tcBorders>
               <w:top w:val="single" w:sz="6" w:space="0" w:color="E4E4E4"/>
               <w:left w:val="single" w:sz="6" w:space="0" w:color="E4E4E4"/>
@@ -3294,10 +3295,10 @@
               <w:insideV w:val="single" w:sz="6" w:space="0" w:color="E4E4E4"/>
             </w:tcBorders>
             <w:tcMar>
-              <w:top w:w="45" w:type="dxa"/>
-              <w:start w:w="95" w:type="dxa"/>
-              <w:bottom w:w="45" w:type="dxa"/>
-              <w:end w:w="95" w:type="dxa"/>
+              <w:top w:w="85" w:type="dxa"/>
+              <w:start w:w="120" w:type="dxa"/>
+              <w:bottom w:w="85" w:type="dxa"/>
+              <w:end w:w="120" w:type="dxa"/>
             </w:tcMar>
             <w:vAlign w:val="center"/>
           </w:tcPr>
@@ -3319,7 +3320,7 @@
         </w:tc>
         <w:tc>
           <w:tcPr>
-            <w:tcW w:type="dxa" w:w="3341"/>
+            <w:tcW w:type="dxa" w:w="3391"/>
             <w:tcBorders>
               <w:top w:val="single" w:sz="6" w:space="0" w:color="E4E4E4"/>
               <w:left w:val="single" w:sz="6" w:space="0" w:color="E4E4E4"/>
@@ -3329,10 +3330,10 @@
               <w:insideV w:val="single" w:sz="6" w:space="0" w:color="E4E4E4"/>
             </w:tcBorders>
             <w:tcMar>
-              <w:top w:w="45" w:type="dxa"/>
-              <w:start w:w="95" w:type="dxa"/>
-              <w:bottom w:w="45" w:type="dxa"/>
-              <w:end w:w="95" w:type="dxa"/>
+              <w:top w:w="85" w:type="dxa"/>
+              <w:start w:w="120" w:type="dxa"/>
+              <w:bottom w:w="85" w:type="dxa"/>
+              <w:end w:w="120" w:type="dxa"/>
             </w:tcMar>
             <w:vAlign w:val="center"/>
           </w:tcPr>
@@ -3359,7 +3360,7 @@
         </w:trPr>
         <w:tc>
           <w:tcPr>
-            <w:tcW w:type="dxa" w:w="3672"/>
+            <w:tcW w:type="dxa" w:w="3727"/>
             <w:tcBorders>
               <w:top w:val="single" w:sz="6" w:space="0" w:color="E4E4E4"/>
               <w:left w:val="single" w:sz="6" w:space="0" w:color="E4E4E4"/>
@@ -3369,10 +3370,10 @@
               <w:insideV w:val="single" w:sz="6" w:space="0" w:color="E4E4E4"/>
             </w:tcBorders>
             <w:tcMar>
-              <w:top w:w="45" w:type="dxa"/>
-              <w:start w:w="95" w:type="dxa"/>
-              <w:bottom w:w="45" w:type="dxa"/>
-              <w:end w:w="95" w:type="dxa"/>
+              <w:top w:w="85" w:type="dxa"/>
+              <w:start w:w="120" w:type="dxa"/>
+              <w:bottom w:w="85" w:type="dxa"/>
+              <w:end w:w="120" w:type="dxa"/>
             </w:tcMar>
             <w:vAlign w:val="center"/>
           </w:tcPr>
@@ -3394,7 +3395,7 @@
         </w:tc>
         <w:tc>
           <w:tcPr>
-            <w:tcW w:type="dxa" w:w="792"/>
+            <w:tcW w:type="dxa" w:w="804"/>
             <w:tcBorders>
               <w:top w:val="single" w:sz="6" w:space="0" w:color="E4E4E4"/>
               <w:left w:val="single" w:sz="6" w:space="0" w:color="E4E4E4"/>
@@ -3404,10 +3405,10 @@
               <w:insideV w:val="single" w:sz="6" w:space="0" w:color="E4E4E4"/>
             </w:tcBorders>
             <w:tcMar>
-              <w:top w:w="45" w:type="dxa"/>
-              <w:start w:w="95" w:type="dxa"/>
-              <w:bottom w:w="45" w:type="dxa"/>
-              <w:end w:w="95" w:type="dxa"/>
+              <w:top w:w="85" w:type="dxa"/>
+              <w:start w:w="120" w:type="dxa"/>
+              <w:bottom w:w="85" w:type="dxa"/>
+              <w:end w:w="120" w:type="dxa"/>
             </w:tcMar>
             <w:vAlign w:val="center"/>
           </w:tcPr>
@@ -3429,7 +3430,7 @@
         </w:tc>
         <w:tc>
           <w:tcPr>
-            <w:tcW w:type="dxa" w:w="1123"/>
+            <w:tcW w:type="dxa" w:w="1140"/>
             <w:tcBorders>
               <w:top w:val="single" w:sz="6" w:space="0" w:color="E4E4E4"/>
               <w:left w:val="single" w:sz="6" w:space="0" w:color="E4E4E4"/>
@@ -3439,10 +3440,10 @@
               <w:insideV w:val="single" w:sz="6" w:space="0" w:color="E4E4E4"/>
             </w:tcBorders>
             <w:tcMar>
-              <w:top w:w="45" w:type="dxa"/>
-              <w:start w:w="95" w:type="dxa"/>
-              <w:bottom w:w="45" w:type="dxa"/>
-              <w:end w:w="95" w:type="dxa"/>
+              <w:top w:w="85" w:type="dxa"/>
+              <w:start w:w="120" w:type="dxa"/>
+              <w:bottom w:w="85" w:type="dxa"/>
+              <w:end w:w="120" w:type="dxa"/>
             </w:tcMar>
             <w:vAlign w:val="center"/>
           </w:tcPr>
@@ -3464,7 +3465,7 @@
         </w:tc>
         <w:tc>
           <w:tcPr>
-            <w:tcW w:type="dxa" w:w="720"/>
+            <w:tcW w:type="dxa" w:w="731"/>
             <w:tcBorders>
               <w:top w:val="single" w:sz="6" w:space="0" w:color="E4E4E4"/>
               <w:left w:val="single" w:sz="6" w:space="0" w:color="E4E4E4"/>
@@ -3474,10 +3475,10 @@
               <w:insideV w:val="single" w:sz="6" w:space="0" w:color="E4E4E4"/>
             </w:tcBorders>
             <w:tcMar>
-              <w:top w:w="45" w:type="dxa"/>
-              <w:start w:w="95" w:type="dxa"/>
-              <w:bottom w:w="45" w:type="dxa"/>
-              <w:end w:w="95" w:type="dxa"/>
+              <w:top w:w="85" w:type="dxa"/>
+              <w:start w:w="120" w:type="dxa"/>
+              <w:bottom w:w="85" w:type="dxa"/>
+              <w:end w:w="120" w:type="dxa"/>
             </w:tcMar>
             <w:vAlign w:val="center"/>
           </w:tcPr>
@@ -3499,7 +3500,7 @@
         </w:tc>
         <w:tc>
           <w:tcPr>
-            <w:tcW w:type="dxa" w:w="3341"/>
+            <w:tcW w:type="dxa" w:w="3391"/>
             <w:tcBorders>
               <w:top w:val="single" w:sz="6" w:space="0" w:color="E4E4E4"/>
               <w:left w:val="single" w:sz="6" w:space="0" w:color="E4E4E4"/>
@@ -3509,10 +3510,10 @@
               <w:insideV w:val="single" w:sz="6" w:space="0" w:color="E4E4E4"/>
             </w:tcBorders>
             <w:tcMar>
-              <w:top w:w="45" w:type="dxa"/>
-              <w:start w:w="95" w:type="dxa"/>
-              <w:bottom w:w="45" w:type="dxa"/>
-              <w:end w:w="95" w:type="dxa"/>
+              <w:top w:w="85" w:type="dxa"/>
+              <w:start w:w="120" w:type="dxa"/>
+              <w:bottom w:w="85" w:type="dxa"/>
+              <w:end w:w="120" w:type="dxa"/>
             </w:tcMar>
             <w:vAlign w:val="center"/>
           </w:tcPr>
@@ -3539,7 +3540,7 @@
         </w:trPr>
         <w:tc>
           <w:tcPr>
-            <w:tcW w:type="dxa" w:w="3672"/>
+            <w:tcW w:type="dxa" w:w="3727"/>
             <w:tcBorders>
               <w:top w:val="single" w:sz="6" w:space="0" w:color="E4E4E4"/>
               <w:left w:val="single" w:sz="6" w:space="0" w:color="E4E4E4"/>
@@ -3549,10 +3550,10 @@
               <w:insideV w:val="single" w:sz="6" w:space="0" w:color="E4E4E4"/>
             </w:tcBorders>
             <w:tcMar>
-              <w:top w:w="45" w:type="dxa"/>
-              <w:start w:w="95" w:type="dxa"/>
-              <w:bottom w:w="45" w:type="dxa"/>
-              <w:end w:w="95" w:type="dxa"/>
+              <w:top w:w="85" w:type="dxa"/>
+              <w:start w:w="120" w:type="dxa"/>
+              <w:bottom w:w="85" w:type="dxa"/>
+              <w:end w:w="120" w:type="dxa"/>
             </w:tcMar>
             <w:vAlign w:val="center"/>
           </w:tcPr>
@@ -3574,7 +3575,7 @@
         </w:tc>
         <w:tc>
           <w:tcPr>
-            <w:tcW w:type="dxa" w:w="792"/>
+            <w:tcW w:type="dxa" w:w="804"/>
             <w:tcBorders>
               <w:top w:val="single" w:sz="6" w:space="0" w:color="E4E4E4"/>
               <w:left w:val="single" w:sz="6" w:space="0" w:color="E4E4E4"/>
@@ -3584,10 +3585,10 @@
               <w:insideV w:val="single" w:sz="6" w:space="0" w:color="E4E4E4"/>
             </w:tcBorders>
             <w:tcMar>
-              <w:top w:w="45" w:type="dxa"/>
-              <w:start w:w="95" w:type="dxa"/>
-              <w:bottom w:w="45" w:type="dxa"/>
-              <w:end w:w="95" w:type="dxa"/>
+              <w:top w:w="85" w:type="dxa"/>
+              <w:start w:w="120" w:type="dxa"/>
+              <w:bottom w:w="85" w:type="dxa"/>
+              <w:end w:w="120" w:type="dxa"/>
             </w:tcMar>
             <w:vAlign w:val="center"/>
           </w:tcPr>
@@ -3609,7 +3610,7 @@
         </w:tc>
         <w:tc>
           <w:tcPr>
-            <w:tcW w:type="dxa" w:w="1123"/>
+            <w:tcW w:type="dxa" w:w="1140"/>
             <w:tcBorders>
               <w:top w:val="single" w:sz="6" w:space="0" w:color="E4E4E4"/>
               <w:left w:val="single" w:sz="6" w:space="0" w:color="E4E4E4"/>
@@ -3619,10 +3620,10 @@
               <w:insideV w:val="single" w:sz="6" w:space="0" w:color="E4E4E4"/>
             </w:tcBorders>
             <w:tcMar>
-              <w:top w:w="45" w:type="dxa"/>
-              <w:start w:w="95" w:type="dxa"/>
-              <w:bottom w:w="45" w:type="dxa"/>
-              <w:end w:w="95" w:type="dxa"/>
+              <w:top w:w="85" w:type="dxa"/>
+              <w:start w:w="120" w:type="dxa"/>
+              <w:bottom w:w="85" w:type="dxa"/>
+              <w:end w:w="120" w:type="dxa"/>
             </w:tcMar>
             <w:vAlign w:val="center"/>
           </w:tcPr>
@@ -3644,7 +3645,7 @@
         </w:tc>
         <w:tc>
           <w:tcPr>
-            <w:tcW w:type="dxa" w:w="720"/>
+            <w:tcW w:type="dxa" w:w="731"/>
             <w:tcBorders>
               <w:top w:val="single" w:sz="6" w:space="0" w:color="E4E4E4"/>
               <w:left w:val="single" w:sz="6" w:space="0" w:color="E4E4E4"/>
@@ -3654,10 +3655,10 @@
               <w:insideV w:val="single" w:sz="6" w:space="0" w:color="E4E4E4"/>
             </w:tcBorders>
             <w:tcMar>
-              <w:top w:w="45" w:type="dxa"/>
-              <w:start w:w="95" w:type="dxa"/>
-              <w:bottom w:w="45" w:type="dxa"/>
-              <w:end w:w="95" w:type="dxa"/>
+              <w:top w:w="85" w:type="dxa"/>
+              <w:start w:w="120" w:type="dxa"/>
+              <w:bottom w:w="85" w:type="dxa"/>
+              <w:end w:w="120" w:type="dxa"/>
             </w:tcMar>
             <w:vAlign w:val="center"/>
           </w:tcPr>
@@ -3679,7 +3680,7 @@
         </w:tc>
         <w:tc>
           <w:tcPr>
-            <w:tcW w:type="dxa" w:w="3341"/>
+            <w:tcW w:type="dxa" w:w="3391"/>
             <w:tcBorders>
               <w:top w:val="single" w:sz="6" w:space="0" w:color="E4E4E4"/>
               <w:left w:val="single" w:sz="6" w:space="0" w:color="E4E4E4"/>
@@ -3689,10 +3690,10 @@
               <w:insideV w:val="single" w:sz="6" w:space="0" w:color="E4E4E4"/>
             </w:tcBorders>
             <w:tcMar>
-              <w:top w:w="45" w:type="dxa"/>
-              <w:start w:w="95" w:type="dxa"/>
-              <w:bottom w:w="45" w:type="dxa"/>
-              <w:end w:w="95" w:type="dxa"/>
+              <w:top w:w="85" w:type="dxa"/>
+              <w:start w:w="120" w:type="dxa"/>
+              <w:bottom w:w="85" w:type="dxa"/>
+              <w:end w:w="120" w:type="dxa"/>
             </w:tcMar>
             <w:vAlign w:val="center"/>
           </w:tcPr>
@@ -3719,7 +3720,7 @@
         </w:trPr>
         <w:tc>
           <w:tcPr>
-            <w:tcW w:type="dxa" w:w="3672"/>
+            <w:tcW w:type="dxa" w:w="3727"/>
             <w:tcBorders>
               <w:top w:val="single" w:sz="6" w:space="0" w:color="E4E4E4"/>
               <w:left w:val="single" w:sz="6" w:space="0" w:color="E4E4E4"/>
@@ -3729,10 +3730,10 @@
               <w:insideV w:val="single" w:sz="6" w:space="0" w:color="E4E4E4"/>
             </w:tcBorders>
             <w:tcMar>
-              <w:top w:w="45" w:type="dxa"/>
-              <w:start w:w="95" w:type="dxa"/>
-              <w:bottom w:w="45" w:type="dxa"/>
-              <w:end w:w="95" w:type="dxa"/>
+              <w:top w:w="85" w:type="dxa"/>
+              <w:start w:w="120" w:type="dxa"/>
+              <w:bottom w:w="85" w:type="dxa"/>
+              <w:end w:w="120" w:type="dxa"/>
             </w:tcMar>
             <w:vAlign w:val="center"/>
           </w:tcPr>
@@ -3754,7 +3755,7 @@
         </w:tc>
         <w:tc>
           <w:tcPr>
-            <w:tcW w:type="dxa" w:w="792"/>
+            <w:tcW w:type="dxa" w:w="804"/>
             <w:tcBorders>
               <w:top w:val="single" w:sz="6" w:space="0" w:color="E4E4E4"/>
               <w:left w:val="single" w:sz="6" w:space="0" w:color="E4E4E4"/>
@@ -3764,10 +3765,10 @@
               <w:insideV w:val="single" w:sz="6" w:space="0" w:color="E4E4E4"/>
             </w:tcBorders>
             <w:tcMar>
-              <w:top w:w="45" w:type="dxa"/>
-              <w:start w:w="95" w:type="dxa"/>
-              <w:bottom w:w="45" w:type="dxa"/>
-              <w:end w:w="95" w:type="dxa"/>
+              <w:top w:w="85" w:type="dxa"/>
+              <w:start w:w="120" w:type="dxa"/>
+              <w:bottom w:w="85" w:type="dxa"/>
+              <w:end w:w="120" w:type="dxa"/>
             </w:tcMar>
             <w:vAlign w:val="center"/>
           </w:tcPr>
@@ -3789,7 +3790,7 @@
         </w:tc>
         <w:tc>
           <w:tcPr>
-            <w:tcW w:type="dxa" w:w="1123"/>
+            <w:tcW w:type="dxa" w:w="1140"/>
             <w:tcBorders>
               <w:top w:val="single" w:sz="6" w:space="0" w:color="E4E4E4"/>
               <w:left w:val="single" w:sz="6" w:space="0" w:color="E4E4E4"/>
@@ -3799,10 +3800,10 @@
               <w:insideV w:val="single" w:sz="6" w:space="0" w:color="E4E4E4"/>
             </w:tcBorders>
             <w:tcMar>
-              <w:top w:w="45" w:type="dxa"/>
-              <w:start w:w="95" w:type="dxa"/>
-              <w:bottom w:w="45" w:type="dxa"/>
-              <w:end w:w="95" w:type="dxa"/>
+              <w:top w:w="85" w:type="dxa"/>
+              <w:start w:w="120" w:type="dxa"/>
+              <w:bottom w:w="85" w:type="dxa"/>
+              <w:end w:w="120" w:type="dxa"/>
             </w:tcMar>
             <w:vAlign w:val="center"/>
           </w:tcPr>
@@ -3824,7 +3825,7 @@
         </w:tc>
         <w:tc>
           <w:tcPr>
-            <w:tcW w:type="dxa" w:w="720"/>
+            <w:tcW w:type="dxa" w:w="731"/>
             <w:tcBorders>
               <w:top w:val="single" w:sz="6" w:space="0" w:color="E4E4E4"/>
               <w:left w:val="single" w:sz="6" w:space="0" w:color="E4E4E4"/>
@@ -3834,10 +3835,10 @@
               <w:insideV w:val="single" w:sz="6" w:space="0" w:color="E4E4E4"/>
             </w:tcBorders>
             <w:tcMar>
-              <w:top w:w="45" w:type="dxa"/>
-              <w:start w:w="95" w:type="dxa"/>
-              <w:bottom w:w="45" w:type="dxa"/>
-              <w:end w:w="95" w:type="dxa"/>
+              <w:top w:w="85" w:type="dxa"/>
+              <w:start w:w="120" w:type="dxa"/>
+              <w:bottom w:w="85" w:type="dxa"/>
+              <w:end w:w="120" w:type="dxa"/>
             </w:tcMar>
             <w:vAlign w:val="center"/>
           </w:tcPr>
@@ -3859,7 +3860,7 @@
         </w:tc>
         <w:tc>
           <w:tcPr>
-            <w:tcW w:type="dxa" w:w="3341"/>
+            <w:tcW w:type="dxa" w:w="3391"/>
             <w:tcBorders>
               <w:top w:val="single" w:sz="6" w:space="0" w:color="E4E4E4"/>
               <w:left w:val="single" w:sz="6" w:space="0" w:color="E4E4E4"/>
@@ -3869,10 +3870,10 @@
               <w:insideV w:val="single" w:sz="6" w:space="0" w:color="E4E4E4"/>
             </w:tcBorders>
             <w:tcMar>
-              <w:top w:w="45" w:type="dxa"/>
-              <w:start w:w="95" w:type="dxa"/>
-              <w:bottom w:w="45" w:type="dxa"/>
-              <w:end w:w="95" w:type="dxa"/>
+              <w:top w:w="85" w:type="dxa"/>
+              <w:start w:w="120" w:type="dxa"/>
+              <w:bottom w:w="85" w:type="dxa"/>
+              <w:end w:w="120" w:type="dxa"/>
             </w:tcMar>
             <w:vAlign w:val="center"/>
           </w:tcPr>
@@ -3899,7 +3900,7 @@
         </w:trPr>
         <w:tc>
           <w:tcPr>
-            <w:tcW w:type="dxa" w:w="3672"/>
+            <w:tcW w:type="dxa" w:w="3727"/>
             <w:tcBorders>
               <w:top w:val="single" w:sz="6" w:space="0" w:color="E4E4E4"/>
               <w:left w:val="single" w:sz="6" w:space="0" w:color="E4E4E4"/>
@@ -3909,10 +3910,10 @@
               <w:insideV w:val="single" w:sz="6" w:space="0" w:color="E4E4E4"/>
             </w:tcBorders>
             <w:tcMar>
-              <w:top w:w="45" w:type="dxa"/>
-              <w:start w:w="95" w:type="dxa"/>
-              <w:bottom w:w="45" w:type="dxa"/>
-              <w:end w:w="95" w:type="dxa"/>
+              <w:top w:w="85" w:type="dxa"/>
+              <w:start w:w="120" w:type="dxa"/>
+              <w:bottom w:w="85" w:type="dxa"/>
+              <w:end w:w="120" w:type="dxa"/>
             </w:tcMar>
             <w:vAlign w:val="center"/>
           </w:tcPr>
@@ -3934,7 +3935,7 @@
         </w:tc>
         <w:tc>
           <w:tcPr>
-            <w:tcW w:type="dxa" w:w="792"/>
+            <w:tcW w:type="dxa" w:w="804"/>
             <w:tcBorders>
               <w:top w:val="single" w:sz="6" w:space="0" w:color="E4E4E4"/>
               <w:left w:val="single" w:sz="6" w:space="0" w:color="E4E4E4"/>
@@ -3944,10 +3945,10 @@
               <w:insideV w:val="single" w:sz="6" w:space="0" w:color="E4E4E4"/>
             </w:tcBorders>
             <w:tcMar>
-              <w:top w:w="45" w:type="dxa"/>
-              <w:start w:w="95" w:type="dxa"/>
-              <w:bottom w:w="45" w:type="dxa"/>
-              <w:end w:w="95" w:type="dxa"/>
+              <w:top w:w="85" w:type="dxa"/>
+              <w:start w:w="120" w:type="dxa"/>
+              <w:bottom w:w="85" w:type="dxa"/>
+              <w:end w:w="120" w:type="dxa"/>
             </w:tcMar>
             <w:vAlign w:val="center"/>
           </w:tcPr>
@@ -3969,7 +3970,7 @@
         </w:tc>
         <w:tc>
           <w:tcPr>
-            <w:tcW w:type="dxa" w:w="1123"/>
+            <w:tcW w:type="dxa" w:w="1140"/>
             <w:tcBorders>
               <w:top w:val="single" w:sz="6" w:space="0" w:color="E4E4E4"/>
               <w:left w:val="single" w:sz="6" w:space="0" w:color="E4E4E4"/>
@@ -3979,10 +3980,10 @@
               <w:insideV w:val="single" w:sz="6" w:space="0" w:color="E4E4E4"/>
             </w:tcBorders>
             <w:tcMar>
-              <w:top w:w="45" w:type="dxa"/>
-              <w:start w:w="95" w:type="dxa"/>
-              <w:bottom w:w="45" w:type="dxa"/>
-              <w:end w:w="95" w:type="dxa"/>
+              <w:top w:w="85" w:type="dxa"/>
+              <w:start w:w="120" w:type="dxa"/>
+              <w:bottom w:w="85" w:type="dxa"/>
+              <w:end w:w="120" w:type="dxa"/>
             </w:tcMar>
             <w:vAlign w:val="center"/>
           </w:tcPr>
@@ -4004,7 +4005,7 @@
         </w:tc>
         <w:tc>
           <w:tcPr>
-            <w:tcW w:type="dxa" w:w="720"/>
+            <w:tcW w:type="dxa" w:w="731"/>
             <w:tcBorders>
               <w:top w:val="single" w:sz="6" w:space="0" w:color="E4E4E4"/>
               <w:left w:val="single" w:sz="6" w:space="0" w:color="E4E4E4"/>
@@ -4014,10 +4015,10 @@
               <w:insideV w:val="single" w:sz="6" w:space="0" w:color="E4E4E4"/>
             </w:tcBorders>
             <w:tcMar>
-              <w:top w:w="45" w:type="dxa"/>
-              <w:start w:w="95" w:type="dxa"/>
-              <w:bottom w:w="45" w:type="dxa"/>
-              <w:end w:w="95" w:type="dxa"/>
+              <w:top w:w="85" w:type="dxa"/>
+              <w:start w:w="120" w:type="dxa"/>
+              <w:bottom w:w="85" w:type="dxa"/>
+              <w:end w:w="120" w:type="dxa"/>
             </w:tcMar>
             <w:vAlign w:val="center"/>
           </w:tcPr>
@@ -4039,7 +4040,7 @@
         </w:tc>
         <w:tc>
           <w:tcPr>
-            <w:tcW w:type="dxa" w:w="3341"/>
+            <w:tcW w:type="dxa" w:w="3391"/>
             <w:tcBorders>
               <w:top w:val="single" w:sz="6" w:space="0" w:color="E4E4E4"/>
               <w:left w:val="single" w:sz="6" w:space="0" w:color="E4E4E4"/>
@@ -4049,10 +4050,10 @@
               <w:insideV w:val="single" w:sz="6" w:space="0" w:color="E4E4E4"/>
             </w:tcBorders>
             <w:tcMar>
-              <w:top w:w="45" w:type="dxa"/>
-              <w:start w:w="95" w:type="dxa"/>
-              <w:bottom w:w="45" w:type="dxa"/>
-              <w:end w:w="95" w:type="dxa"/>
+              <w:top w:w="85" w:type="dxa"/>
+              <w:start w:w="120" w:type="dxa"/>
+              <w:bottom w:w="85" w:type="dxa"/>
+              <w:end w:w="120" w:type="dxa"/>
             </w:tcMar>
             <w:vAlign w:val="center"/>
           </w:tcPr>
@@ -4079,7 +4080,7 @@
         </w:trPr>
         <w:tc>
           <w:tcPr>
-            <w:tcW w:type="dxa" w:w="3672"/>
+            <w:tcW w:type="dxa" w:w="3727"/>
             <w:tcBorders>
               <w:top w:val="single" w:sz="6" w:space="0" w:color="E4E4E4"/>
               <w:left w:val="single" w:sz="6" w:space="0" w:color="E4E4E4"/>
@@ -4089,10 +4090,10 @@
               <w:insideV w:val="single" w:sz="6" w:space="0" w:color="E4E4E4"/>
             </w:tcBorders>
             <w:tcMar>
-              <w:top w:w="45" w:type="dxa"/>
-              <w:start w:w="95" w:type="dxa"/>
-              <w:bottom w:w="45" w:type="dxa"/>
-              <w:end w:w="95" w:type="dxa"/>
+              <w:top w:w="85" w:type="dxa"/>
+              <w:start w:w="120" w:type="dxa"/>
+              <w:bottom w:w="85" w:type="dxa"/>
+              <w:end w:w="120" w:type="dxa"/>
             </w:tcMar>
             <w:vAlign w:val="center"/>
           </w:tcPr>
@@ -4114,7 +4115,7 @@
         </w:tc>
         <w:tc>
           <w:tcPr>
-            <w:tcW w:type="dxa" w:w="792"/>
+            <w:tcW w:type="dxa" w:w="804"/>
             <w:tcBorders>
               <w:top w:val="single" w:sz="6" w:space="0" w:color="E4E4E4"/>
               <w:left w:val="single" w:sz="6" w:space="0" w:color="E4E4E4"/>
@@ -4124,10 +4125,10 @@
               <w:insideV w:val="single" w:sz="6" w:space="0" w:color="E4E4E4"/>
             </w:tcBorders>
             <w:tcMar>
-              <w:top w:w="45" w:type="dxa"/>
-              <w:start w:w="95" w:type="dxa"/>
-              <w:bottom w:w="45" w:type="dxa"/>
-              <w:end w:w="95" w:type="dxa"/>
+              <w:top w:w="85" w:type="dxa"/>
+              <w:start w:w="120" w:type="dxa"/>
+              <w:bottom w:w="85" w:type="dxa"/>
+              <w:end w:w="120" w:type="dxa"/>
             </w:tcMar>
             <w:vAlign w:val="center"/>
           </w:tcPr>
@@ -4149,7 +4150,7 @@
         </w:tc>
         <w:tc>
           <w:tcPr>
-            <w:tcW w:type="dxa" w:w="1123"/>
+            <w:tcW w:type="dxa" w:w="1140"/>
             <w:tcBorders>
               <w:top w:val="single" w:sz="6" w:space="0" w:color="E4E4E4"/>
               <w:left w:val="single" w:sz="6" w:space="0" w:color="E4E4E4"/>
@@ -4159,10 +4160,10 @@
               <w:insideV w:val="single" w:sz="6" w:space="0" w:color="E4E4E4"/>
             </w:tcBorders>
             <w:tcMar>
-              <w:top w:w="45" w:type="dxa"/>
-              <w:start w:w="95" w:type="dxa"/>
-              <w:bottom w:w="45" w:type="dxa"/>
-              <w:end w:w="95" w:type="dxa"/>
+              <w:top w:w="85" w:type="dxa"/>
+              <w:start w:w="120" w:type="dxa"/>
+              <w:bottom w:w="85" w:type="dxa"/>
+              <w:end w:w="120" w:type="dxa"/>
             </w:tcMar>
             <w:vAlign w:val="center"/>
           </w:tcPr>
@@ -4184,7 +4185,7 @@
         </w:tc>
         <w:tc>
           <w:tcPr>
-            <w:tcW w:type="dxa" w:w="720"/>
+            <w:tcW w:type="dxa" w:w="731"/>
             <w:tcBorders>
               <w:top w:val="single" w:sz="6" w:space="0" w:color="E4E4E4"/>
               <w:left w:val="single" w:sz="6" w:space="0" w:color="E4E4E4"/>
@@ -4194,10 +4195,10 @@
               <w:insideV w:val="single" w:sz="6" w:space="0" w:color="E4E4E4"/>
             </w:tcBorders>
             <w:tcMar>
-              <w:top w:w="45" w:type="dxa"/>
-              <w:start w:w="95" w:type="dxa"/>
-              <w:bottom w:w="45" w:type="dxa"/>
-              <w:end w:w="95" w:type="dxa"/>
+              <w:top w:w="85" w:type="dxa"/>
+              <w:start w:w="120" w:type="dxa"/>
+              <w:bottom w:w="85" w:type="dxa"/>
+              <w:end w:w="120" w:type="dxa"/>
             </w:tcMar>
             <w:vAlign w:val="center"/>
           </w:tcPr>
@@ -4219,7 +4220,7 @@
         </w:tc>
         <w:tc>
           <w:tcPr>
-            <w:tcW w:type="dxa" w:w="3341"/>
+            <w:tcW w:type="dxa" w:w="3391"/>
             <w:tcBorders>
               <w:top w:val="single" w:sz="6" w:space="0" w:color="E4E4E4"/>
               <w:left w:val="single" w:sz="6" w:space="0" w:color="E4E4E4"/>
@@ -4229,10 +4230,10 @@
               <w:insideV w:val="single" w:sz="6" w:space="0" w:color="E4E4E4"/>
             </w:tcBorders>
             <w:tcMar>
-              <w:top w:w="45" w:type="dxa"/>
-              <w:start w:w="95" w:type="dxa"/>
-              <w:bottom w:w="45" w:type="dxa"/>
-              <w:end w:w="95" w:type="dxa"/>
+              <w:top w:w="85" w:type="dxa"/>
+              <w:start w:w="120" w:type="dxa"/>
+              <w:bottom w:w="85" w:type="dxa"/>
+              <w:end w:w="120" w:type="dxa"/>
             </w:tcMar>
             <w:vAlign w:val="center"/>
           </w:tcPr>
@@ -4259,7 +4260,7 @@
         </w:trPr>
         <w:tc>
           <w:tcPr>
-            <w:tcW w:type="dxa" w:w="3672"/>
+            <w:tcW w:type="dxa" w:w="3727"/>
             <w:tcBorders>
               <w:top w:val="single" w:sz="6" w:space="0" w:color="E4E4E4"/>
               <w:left w:val="single" w:sz="6" w:space="0" w:color="E4E4E4"/>
@@ -4269,10 +4270,10 @@
               <w:insideV w:val="single" w:sz="6" w:space="0" w:color="E4E4E4"/>
             </w:tcBorders>
             <w:tcMar>
-              <w:top w:w="45" w:type="dxa"/>
-              <w:start w:w="95" w:type="dxa"/>
-              <w:bottom w:w="45" w:type="dxa"/>
-              <w:end w:w="95" w:type="dxa"/>
+              <w:top w:w="85" w:type="dxa"/>
+              <w:start w:w="120" w:type="dxa"/>
+              <w:bottom w:w="85" w:type="dxa"/>
+              <w:end w:w="120" w:type="dxa"/>
             </w:tcMar>
             <w:vAlign w:val="center"/>
           </w:tcPr>
@@ -4294,7 +4295,7 @@
         </w:tc>
         <w:tc>
           <w:tcPr>
-            <w:tcW w:type="dxa" w:w="792"/>
+            <w:tcW w:type="dxa" w:w="804"/>
             <w:tcBorders>
               <w:top w:val="single" w:sz="6" w:space="0" w:color="E4E4E4"/>
               <w:left w:val="single" w:sz="6" w:space="0" w:color="E4E4E4"/>
@@ -4304,10 +4305,10 @@
               <w:insideV w:val="single" w:sz="6" w:space="0" w:color="E4E4E4"/>
             </w:tcBorders>
             <w:tcMar>
-              <w:top w:w="45" w:type="dxa"/>
-              <w:start w:w="95" w:type="dxa"/>
-              <w:bottom w:w="45" w:type="dxa"/>
-              <w:end w:w="95" w:type="dxa"/>
+              <w:top w:w="85" w:type="dxa"/>
+              <w:start w:w="120" w:type="dxa"/>
+              <w:bottom w:w="85" w:type="dxa"/>
+              <w:end w:w="120" w:type="dxa"/>
             </w:tcMar>
             <w:vAlign w:val="center"/>
           </w:tcPr>
@@ -4329,7 +4330,7 @@
         </w:tc>
         <w:tc>
           <w:tcPr>
-            <w:tcW w:type="dxa" w:w="1123"/>
+            <w:tcW w:type="dxa" w:w="1140"/>
             <w:tcBorders>
               <w:top w:val="single" w:sz="6" w:space="0" w:color="E4E4E4"/>
               <w:left w:val="single" w:sz="6" w:space="0" w:color="E4E4E4"/>
@@ -4339,10 +4340,10 @@
               <w:insideV w:val="single" w:sz="6" w:space="0" w:color="E4E4E4"/>
             </w:tcBorders>
             <w:tcMar>
-              <w:top w:w="45" w:type="dxa"/>
-              <w:start w:w="95" w:type="dxa"/>
-              <w:bottom w:w="45" w:type="dxa"/>
-              <w:end w:w="95" w:type="dxa"/>
+              <w:top w:w="85" w:type="dxa"/>
+              <w:start w:w="120" w:type="dxa"/>
+              <w:bottom w:w="85" w:type="dxa"/>
+              <w:end w:w="120" w:type="dxa"/>
             </w:tcMar>
             <w:vAlign w:val="center"/>
           </w:tcPr>
@@ -4364,7 +4365,7 @@
         </w:tc>
         <w:tc>
           <w:tcPr>
-            <w:tcW w:type="dxa" w:w="720"/>
+            <w:tcW w:type="dxa" w:w="731"/>
             <w:tcBorders>
               <w:top w:val="single" w:sz="6" w:space="0" w:color="E4E4E4"/>
               <w:left w:val="single" w:sz="6" w:space="0" w:color="E4E4E4"/>
@@ -4374,10 +4375,10 @@
               <w:insideV w:val="single" w:sz="6" w:space="0" w:color="E4E4E4"/>
             </w:tcBorders>
             <w:tcMar>
-              <w:top w:w="45" w:type="dxa"/>
-              <w:start w:w="95" w:type="dxa"/>
-              <w:bottom w:w="45" w:type="dxa"/>
-              <w:end w:w="95" w:type="dxa"/>
+              <w:top w:w="85" w:type="dxa"/>
+              <w:start w:w="120" w:type="dxa"/>
+              <w:bottom w:w="85" w:type="dxa"/>
+              <w:end w:w="120" w:type="dxa"/>
             </w:tcMar>
             <w:vAlign w:val="center"/>
           </w:tcPr>
@@ -4399,7 +4400,7 @@
         </w:tc>
         <w:tc>
           <w:tcPr>
-            <w:tcW w:type="dxa" w:w="3341"/>
+            <w:tcW w:type="dxa" w:w="3391"/>
             <w:tcBorders>
               <w:top w:val="single" w:sz="6" w:space="0" w:color="E4E4E4"/>
               <w:left w:val="single" w:sz="6" w:space="0" w:color="E4E4E4"/>
@@ -4409,10 +4410,10 @@
               <w:insideV w:val="single" w:sz="6" w:space="0" w:color="E4E4E4"/>
             </w:tcBorders>
             <w:tcMar>
-              <w:top w:w="45" w:type="dxa"/>
-              <w:start w:w="95" w:type="dxa"/>
-              <w:bottom w:w="45" w:type="dxa"/>
-              <w:end w:w="95" w:type="dxa"/>
+              <w:top w:w="85" w:type="dxa"/>
+              <w:start w:w="120" w:type="dxa"/>
+              <w:bottom w:w="85" w:type="dxa"/>
+              <w:end w:w="120" w:type="dxa"/>
             </w:tcMar>
             <w:vAlign w:val="center"/>
           </w:tcPr>
@@ -4450,11 +4451,11 @@
         <w:tblLook w:firstColumn="1" w:firstRow="1" w:lastColumn="0" w:lastRow="0" w:noHBand="0" w:noVBand="1" w:val="04A0"/>
       </w:tblPr>
       <w:tblGrid>
-        <w:gridCol w:w="2033"/>
-        <w:gridCol w:w="2033"/>
-        <w:gridCol w:w="2033"/>
-        <w:gridCol w:w="2033"/>
-        <w:gridCol w:w="2033"/>
+        <w:gridCol w:w="658"/>
+        <w:gridCol w:w="3873"/>
+        <w:gridCol w:w="1535"/>
+        <w:gridCol w:w="1608"/>
+        <w:gridCol w:w="2119"/>
       </w:tblGrid>
       <w:tr>
         <w:trPr>
@@ -4462,7 +4463,7 @@
         </w:trPr>
         <w:tc>
           <w:tcPr>
-            <w:tcW w:type="dxa" w:w="648"/>
+            <w:tcW w:type="dxa" w:w="658"/>
             <w:shd w:fill="FDEAF1"/>
             <w:tcBorders>
               <w:top w:val="single" w:sz="6" w:space="0" w:color="E4E4E4"/>
@@ -4473,10 +4474,10 @@
               <w:insideV w:val="single" w:sz="6" w:space="0" w:color="E4E4E4"/>
             </w:tcBorders>
             <w:tcMar>
-              <w:top w:w="45" w:type="dxa"/>
-              <w:start w:w="95" w:type="dxa"/>
-              <w:bottom w:w="45" w:type="dxa"/>
-              <w:end w:w="95" w:type="dxa"/>
+              <w:top w:w="85" w:type="dxa"/>
+              <w:start w:w="120" w:type="dxa"/>
+              <w:bottom w:w="85" w:type="dxa"/>
+              <w:end w:w="120" w:type="dxa"/>
             </w:tcMar>
             <w:vAlign w:val="center"/>
           </w:tcPr>
@@ -4498,7 +4499,7 @@
         </w:tc>
         <w:tc>
           <w:tcPr>
-            <w:tcW w:type="dxa" w:w="3816"/>
+            <w:tcW w:type="dxa" w:w="3873"/>
             <w:shd w:fill="FDEAF1"/>
             <w:tcBorders>
               <w:top w:val="single" w:sz="6" w:space="0" w:color="E4E4E4"/>
@@ -4509,10 +4510,10 @@
               <w:insideV w:val="single" w:sz="6" w:space="0" w:color="E4E4E4"/>
             </w:tcBorders>
             <w:tcMar>
-              <w:top w:w="45" w:type="dxa"/>
-              <w:start w:w="95" w:type="dxa"/>
-              <w:bottom w:w="45" w:type="dxa"/>
-              <w:end w:w="95" w:type="dxa"/>
+              <w:top w:w="85" w:type="dxa"/>
+              <w:start w:w="120" w:type="dxa"/>
+              <w:bottom w:w="85" w:type="dxa"/>
+              <w:end w:w="120" w:type="dxa"/>
             </w:tcMar>
             <w:vAlign w:val="center"/>
           </w:tcPr>
@@ -4534,7 +4535,7 @@
         </w:tc>
         <w:tc>
           <w:tcPr>
-            <w:tcW w:type="dxa" w:w="1512"/>
+            <w:tcW w:type="dxa" w:w="1535"/>
             <w:shd w:fill="FDEAF1"/>
             <w:tcBorders>
               <w:top w:val="single" w:sz="6" w:space="0" w:color="E4E4E4"/>
@@ -4545,10 +4546,10 @@
               <w:insideV w:val="single" w:sz="6" w:space="0" w:color="E4E4E4"/>
             </w:tcBorders>
             <w:tcMar>
-              <w:top w:w="45" w:type="dxa"/>
-              <w:start w:w="95" w:type="dxa"/>
-              <w:bottom w:w="45" w:type="dxa"/>
-              <w:end w:w="95" w:type="dxa"/>
+              <w:top w:w="85" w:type="dxa"/>
+              <w:start w:w="120" w:type="dxa"/>
+              <w:bottom w:w="85" w:type="dxa"/>
+              <w:end w:w="120" w:type="dxa"/>
             </w:tcMar>
             <w:vAlign w:val="center"/>
           </w:tcPr>
@@ -4570,7 +4571,7 @@
         </w:tc>
         <w:tc>
           <w:tcPr>
-            <w:tcW w:type="dxa" w:w="1584"/>
+            <w:tcW w:type="dxa" w:w="1608"/>
             <w:shd w:fill="FDEAF1"/>
             <w:tcBorders>
               <w:top w:val="single" w:sz="6" w:space="0" w:color="E4E4E4"/>
@@ -4581,10 +4582,10 @@
               <w:insideV w:val="single" w:sz="6" w:space="0" w:color="E4E4E4"/>
             </w:tcBorders>
             <w:tcMar>
-              <w:top w:w="45" w:type="dxa"/>
-              <w:start w:w="95" w:type="dxa"/>
-              <w:bottom w:w="45" w:type="dxa"/>
-              <w:end w:w="95" w:type="dxa"/>
+              <w:top w:w="85" w:type="dxa"/>
+              <w:start w:w="120" w:type="dxa"/>
+              <w:bottom w:w="85" w:type="dxa"/>
+              <w:end w:w="120" w:type="dxa"/>
             </w:tcMar>
             <w:vAlign w:val="center"/>
           </w:tcPr>
@@ -4606,7 +4607,7 @@
         </w:tc>
         <w:tc>
           <w:tcPr>
-            <w:tcW w:type="dxa" w:w="2088"/>
+            <w:tcW w:type="dxa" w:w="2119"/>
             <w:shd w:fill="FDEAF1"/>
             <w:tcBorders>
               <w:top w:val="single" w:sz="6" w:space="0" w:color="E4E4E4"/>
@@ -4617,10 +4618,10 @@
               <w:insideV w:val="single" w:sz="6" w:space="0" w:color="E4E4E4"/>
             </w:tcBorders>
             <w:tcMar>
-              <w:top w:w="45" w:type="dxa"/>
-              <w:start w:w="95" w:type="dxa"/>
-              <w:bottom w:w="45" w:type="dxa"/>
-              <w:end w:w="95" w:type="dxa"/>
+              <w:top w:w="85" w:type="dxa"/>
+              <w:start w:w="120" w:type="dxa"/>
+              <w:bottom w:w="85" w:type="dxa"/>
+              <w:end w:w="120" w:type="dxa"/>
             </w:tcMar>
             <w:vAlign w:val="center"/>
           </w:tcPr>
@@ -4647,7 +4648,7 @@
         </w:trPr>
         <w:tc>
           <w:tcPr>
-            <w:tcW w:type="dxa" w:w="648"/>
+            <w:tcW w:type="dxa" w:w="658"/>
             <w:tcBorders>
               <w:top w:val="single" w:sz="6" w:space="0" w:color="E4E4E4"/>
               <w:left w:val="single" w:sz="6" w:space="0" w:color="E4E4E4"/>
@@ -4657,10 +4658,10 @@
               <w:insideV w:val="single" w:sz="6" w:space="0" w:color="E4E4E4"/>
             </w:tcBorders>
             <w:tcMar>
-              <w:top w:w="45" w:type="dxa"/>
-              <w:start w:w="95" w:type="dxa"/>
-              <w:bottom w:w="45" w:type="dxa"/>
-              <w:end w:w="95" w:type="dxa"/>
+              <w:top w:w="85" w:type="dxa"/>
+              <w:start w:w="120" w:type="dxa"/>
+              <w:bottom w:w="85" w:type="dxa"/>
+              <w:end w:w="120" w:type="dxa"/>
             </w:tcMar>
             <w:vAlign w:val="center"/>
           </w:tcPr>
@@ -4682,7 +4683,7 @@
         </w:tc>
         <w:tc>
           <w:tcPr>
-            <w:tcW w:type="dxa" w:w="3816"/>
+            <w:tcW w:type="dxa" w:w="3873"/>
             <w:tcBorders>
               <w:top w:val="single" w:sz="6" w:space="0" w:color="E4E4E4"/>
               <w:left w:val="single" w:sz="6" w:space="0" w:color="E4E4E4"/>
@@ -4692,10 +4693,10 @@
               <w:insideV w:val="single" w:sz="6" w:space="0" w:color="E4E4E4"/>
             </w:tcBorders>
             <w:tcMar>
-              <w:top w:w="45" w:type="dxa"/>
-              <w:start w:w="95" w:type="dxa"/>
-              <w:bottom w:w="45" w:type="dxa"/>
-              <w:end w:w="95" w:type="dxa"/>
+              <w:top w:w="85" w:type="dxa"/>
+              <w:start w:w="120" w:type="dxa"/>
+              <w:bottom w:w="85" w:type="dxa"/>
+              <w:end w:w="120" w:type="dxa"/>
             </w:tcMar>
             <w:vAlign w:val="center"/>
           </w:tcPr>
@@ -4717,7 +4718,7 @@
         </w:tc>
         <w:tc>
           <w:tcPr>
-            <w:tcW w:type="dxa" w:w="1512"/>
+            <w:tcW w:type="dxa" w:w="1535"/>
             <w:tcBorders>
               <w:top w:val="single" w:sz="6" w:space="0" w:color="E4E4E4"/>
               <w:left w:val="single" w:sz="6" w:space="0" w:color="E4E4E4"/>
@@ -4727,10 +4728,10 @@
               <w:insideV w:val="single" w:sz="6" w:space="0" w:color="E4E4E4"/>
             </w:tcBorders>
             <w:tcMar>
-              <w:top w:w="45" w:type="dxa"/>
-              <w:start w:w="95" w:type="dxa"/>
-              <w:bottom w:w="45" w:type="dxa"/>
-              <w:end w:w="95" w:type="dxa"/>
+              <w:top w:w="85" w:type="dxa"/>
+              <w:start w:w="120" w:type="dxa"/>
+              <w:bottom w:w="85" w:type="dxa"/>
+              <w:end w:w="120" w:type="dxa"/>
             </w:tcMar>
             <w:vAlign w:val="center"/>
           </w:tcPr>
@@ -4752,7 +4753,7 @@
         </w:tc>
         <w:tc>
           <w:tcPr>
-            <w:tcW w:type="dxa" w:w="1584"/>
+            <w:tcW w:type="dxa" w:w="1608"/>
             <w:tcBorders>
               <w:top w:val="single" w:sz="6" w:space="0" w:color="E4E4E4"/>
               <w:left w:val="single" w:sz="6" w:space="0" w:color="E4E4E4"/>
@@ -4762,10 +4763,10 @@
               <w:insideV w:val="single" w:sz="6" w:space="0" w:color="E4E4E4"/>
             </w:tcBorders>
             <w:tcMar>
-              <w:top w:w="45" w:type="dxa"/>
-              <w:start w:w="95" w:type="dxa"/>
-              <w:bottom w:w="45" w:type="dxa"/>
-              <w:end w:w="95" w:type="dxa"/>
+              <w:top w:w="85" w:type="dxa"/>
+              <w:start w:w="120" w:type="dxa"/>
+              <w:bottom w:w="85" w:type="dxa"/>
+              <w:end w:w="120" w:type="dxa"/>
             </w:tcMar>
             <w:vAlign w:val="center"/>
           </w:tcPr>
@@ -4787,7 +4788,7 @@
         </w:tc>
         <w:tc>
           <w:tcPr>
-            <w:tcW w:type="dxa" w:w="2088"/>
+            <w:tcW w:type="dxa" w:w="2119"/>
             <w:tcBorders>
               <w:top w:val="single" w:sz="6" w:space="0" w:color="E4E4E4"/>
               <w:left w:val="single" w:sz="6" w:space="0" w:color="E4E4E4"/>
@@ -4797,10 +4798,10 @@
               <w:insideV w:val="single" w:sz="6" w:space="0" w:color="E4E4E4"/>
             </w:tcBorders>
             <w:tcMar>
-              <w:top w:w="45" w:type="dxa"/>
-              <w:start w:w="95" w:type="dxa"/>
-              <w:bottom w:w="45" w:type="dxa"/>
-              <w:end w:w="95" w:type="dxa"/>
+              <w:top w:w="85" w:type="dxa"/>
+              <w:start w:w="120" w:type="dxa"/>
+              <w:bottom w:w="85" w:type="dxa"/>
+              <w:end w:w="120" w:type="dxa"/>
             </w:tcMar>
             <w:vAlign w:val="center"/>
           </w:tcPr>
@@ -4827,7 +4828,7 @@
         </w:trPr>
         <w:tc>
           <w:tcPr>
-            <w:tcW w:type="dxa" w:w="648"/>
+            <w:tcW w:type="dxa" w:w="658"/>
             <w:tcBorders>
               <w:top w:val="single" w:sz="6" w:space="0" w:color="E4E4E4"/>
               <w:left w:val="single" w:sz="6" w:space="0" w:color="E4E4E4"/>
@@ -4837,10 +4838,10 @@
               <w:insideV w:val="single" w:sz="6" w:space="0" w:color="E4E4E4"/>
             </w:tcBorders>
             <w:tcMar>
-              <w:top w:w="45" w:type="dxa"/>
-              <w:start w:w="95" w:type="dxa"/>
-              <w:bottom w:w="45" w:type="dxa"/>
-              <w:end w:w="95" w:type="dxa"/>
+              <w:top w:w="85" w:type="dxa"/>
+              <w:start w:w="120" w:type="dxa"/>
+              <w:bottom w:w="85" w:type="dxa"/>
+              <w:end w:w="120" w:type="dxa"/>
             </w:tcMar>
             <w:vAlign w:val="center"/>
           </w:tcPr>
@@ -4862,7 +4863,7 @@
         </w:tc>
         <w:tc>
           <w:tcPr>
-            <w:tcW w:type="dxa" w:w="3816"/>
+            <w:tcW w:type="dxa" w:w="3873"/>
             <w:tcBorders>
               <w:top w:val="single" w:sz="6" w:space="0" w:color="E4E4E4"/>
               <w:left w:val="single" w:sz="6" w:space="0" w:color="E4E4E4"/>
@@ -4872,10 +4873,10 @@
               <w:insideV w:val="single" w:sz="6" w:space="0" w:color="E4E4E4"/>
             </w:tcBorders>
             <w:tcMar>
-              <w:top w:w="45" w:type="dxa"/>
-              <w:start w:w="95" w:type="dxa"/>
-              <w:bottom w:w="45" w:type="dxa"/>
-              <w:end w:w="95" w:type="dxa"/>
+              <w:top w:w="85" w:type="dxa"/>
+              <w:start w:w="120" w:type="dxa"/>
+              <w:bottom w:w="85" w:type="dxa"/>
+              <w:end w:w="120" w:type="dxa"/>
             </w:tcMar>
             <w:vAlign w:val="center"/>
           </w:tcPr>
@@ -4897,7 +4898,7 @@
         </w:tc>
         <w:tc>
           <w:tcPr>
-            <w:tcW w:type="dxa" w:w="1512"/>
+            <w:tcW w:type="dxa" w:w="1535"/>
             <w:tcBorders>
               <w:top w:val="single" w:sz="6" w:space="0" w:color="E4E4E4"/>
               <w:left w:val="single" w:sz="6" w:space="0" w:color="E4E4E4"/>
@@ -4907,10 +4908,10 @@
               <w:insideV w:val="single" w:sz="6" w:space="0" w:color="E4E4E4"/>
             </w:tcBorders>
             <w:tcMar>
-              <w:top w:w="45" w:type="dxa"/>
-              <w:start w:w="95" w:type="dxa"/>
-              <w:bottom w:w="45" w:type="dxa"/>
-              <w:end w:w="95" w:type="dxa"/>
+              <w:top w:w="85" w:type="dxa"/>
+              <w:start w:w="120" w:type="dxa"/>
+              <w:bottom w:w="85" w:type="dxa"/>
+              <w:end w:w="120" w:type="dxa"/>
             </w:tcMar>
             <w:vAlign w:val="center"/>
           </w:tcPr>
@@ -4932,7 +4933,7 @@
         </w:tc>
         <w:tc>
           <w:tcPr>
-            <w:tcW w:type="dxa" w:w="1584"/>
+            <w:tcW w:type="dxa" w:w="1608"/>
             <w:tcBorders>
               <w:top w:val="single" w:sz="6" w:space="0" w:color="E4E4E4"/>
               <w:left w:val="single" w:sz="6" w:space="0" w:color="E4E4E4"/>
@@ -4942,10 +4943,10 @@
               <w:insideV w:val="single" w:sz="6" w:space="0" w:color="E4E4E4"/>
             </w:tcBorders>
             <w:tcMar>
-              <w:top w:w="45" w:type="dxa"/>
-              <w:start w:w="95" w:type="dxa"/>
-              <w:bottom w:w="45" w:type="dxa"/>
-              <w:end w:w="95" w:type="dxa"/>
+              <w:top w:w="85" w:type="dxa"/>
+              <w:start w:w="120" w:type="dxa"/>
+              <w:bottom w:w="85" w:type="dxa"/>
+              <w:end w:w="120" w:type="dxa"/>
             </w:tcMar>
             <w:vAlign w:val="center"/>
           </w:tcPr>
@@ -4967,7 +4968,7 @@
         </w:tc>
         <w:tc>
           <w:tcPr>
-            <w:tcW w:type="dxa" w:w="2088"/>
+            <w:tcW w:type="dxa" w:w="2119"/>
             <w:tcBorders>
               <w:top w:val="single" w:sz="6" w:space="0" w:color="E4E4E4"/>
               <w:left w:val="single" w:sz="6" w:space="0" w:color="E4E4E4"/>
@@ -4977,10 +4978,10 @@
               <w:insideV w:val="single" w:sz="6" w:space="0" w:color="E4E4E4"/>
             </w:tcBorders>
             <w:tcMar>
-              <w:top w:w="45" w:type="dxa"/>
-              <w:start w:w="95" w:type="dxa"/>
-              <w:bottom w:w="45" w:type="dxa"/>
-              <w:end w:w="95" w:type="dxa"/>
+              <w:top w:w="85" w:type="dxa"/>
+              <w:start w:w="120" w:type="dxa"/>
+              <w:bottom w:w="85" w:type="dxa"/>
+              <w:end w:w="120" w:type="dxa"/>
             </w:tcMar>
             <w:vAlign w:val="center"/>
           </w:tcPr>
@@ -5007,7 +5008,7 @@
         </w:trPr>
         <w:tc>
           <w:tcPr>
-            <w:tcW w:type="dxa" w:w="648"/>
+            <w:tcW w:type="dxa" w:w="658"/>
             <w:tcBorders>
               <w:top w:val="single" w:sz="6" w:space="0" w:color="E4E4E4"/>
               <w:left w:val="single" w:sz="6" w:space="0" w:color="E4E4E4"/>
@@ -5017,10 +5018,10 @@
               <w:insideV w:val="single" w:sz="6" w:space="0" w:color="E4E4E4"/>
             </w:tcBorders>
             <w:tcMar>
-              <w:top w:w="45" w:type="dxa"/>
-              <w:start w:w="95" w:type="dxa"/>
-              <w:bottom w:w="45" w:type="dxa"/>
-              <w:end w:w="95" w:type="dxa"/>
+              <w:top w:w="85" w:type="dxa"/>
+              <w:start w:w="120" w:type="dxa"/>
+              <w:bottom w:w="85" w:type="dxa"/>
+              <w:end w:w="120" w:type="dxa"/>
             </w:tcMar>
             <w:vAlign w:val="center"/>
           </w:tcPr>
@@ -5042,7 +5043,7 @@
         </w:tc>
         <w:tc>
           <w:tcPr>
-            <w:tcW w:type="dxa" w:w="3816"/>
+            <w:tcW w:type="dxa" w:w="3873"/>
             <w:tcBorders>
               <w:top w:val="single" w:sz="6" w:space="0" w:color="E4E4E4"/>
               <w:left w:val="single" w:sz="6" w:space="0" w:color="E4E4E4"/>
@@ -5052,10 +5053,10 @@
               <w:insideV w:val="single" w:sz="6" w:space="0" w:color="E4E4E4"/>
             </w:tcBorders>
             <w:tcMar>
-              <w:top w:w="45" w:type="dxa"/>
-              <w:start w:w="95" w:type="dxa"/>
-              <w:bottom w:w="45" w:type="dxa"/>
-              <w:end w:w="95" w:type="dxa"/>
+              <w:top w:w="85" w:type="dxa"/>
+              <w:start w:w="120" w:type="dxa"/>
+              <w:bottom w:w="85" w:type="dxa"/>
+              <w:end w:w="120" w:type="dxa"/>
             </w:tcMar>
             <w:vAlign w:val="center"/>
           </w:tcPr>
@@ -5077,7 +5078,7 @@
         </w:tc>
         <w:tc>
           <w:tcPr>
-            <w:tcW w:type="dxa" w:w="1512"/>
+            <w:tcW w:type="dxa" w:w="1535"/>
             <w:tcBorders>
               <w:top w:val="single" w:sz="6" w:space="0" w:color="E4E4E4"/>
               <w:left w:val="single" w:sz="6" w:space="0" w:color="E4E4E4"/>
@@ -5087,10 +5088,10 @@
               <w:insideV w:val="single" w:sz="6" w:space="0" w:color="E4E4E4"/>
             </w:tcBorders>
             <w:tcMar>
-              <w:top w:w="45" w:type="dxa"/>
-              <w:start w:w="95" w:type="dxa"/>
-              <w:bottom w:w="45" w:type="dxa"/>
-              <w:end w:w="95" w:type="dxa"/>
+              <w:top w:w="85" w:type="dxa"/>
+              <w:start w:w="120" w:type="dxa"/>
+              <w:bottom w:w="85" w:type="dxa"/>
+              <w:end w:w="120" w:type="dxa"/>
             </w:tcMar>
             <w:vAlign w:val="center"/>
           </w:tcPr>
@@ -5112,7 +5113,7 @@
         </w:tc>
         <w:tc>
           <w:tcPr>
-            <w:tcW w:type="dxa" w:w="1584"/>
+            <w:tcW w:type="dxa" w:w="1608"/>
             <w:tcBorders>
               <w:top w:val="single" w:sz="6" w:space="0" w:color="E4E4E4"/>
               <w:left w:val="single" w:sz="6" w:space="0" w:color="E4E4E4"/>
@@ -5122,10 +5123,10 @@
               <w:insideV w:val="single" w:sz="6" w:space="0" w:color="E4E4E4"/>
             </w:tcBorders>
             <w:tcMar>
-              <w:top w:w="45" w:type="dxa"/>
-              <w:start w:w="95" w:type="dxa"/>
-              <w:bottom w:w="45" w:type="dxa"/>
-              <w:end w:w="95" w:type="dxa"/>
+              <w:top w:w="85" w:type="dxa"/>
+              <w:start w:w="120" w:type="dxa"/>
+              <w:bottom w:w="85" w:type="dxa"/>
+              <w:end w:w="120" w:type="dxa"/>
             </w:tcMar>
             <w:vAlign w:val="center"/>
           </w:tcPr>
@@ -5147,7 +5148,7 @@
         </w:tc>
         <w:tc>
           <w:tcPr>
-            <w:tcW w:type="dxa" w:w="2088"/>
+            <w:tcW w:type="dxa" w:w="2119"/>
             <w:tcBorders>
               <w:top w:val="single" w:sz="6" w:space="0" w:color="E4E4E4"/>
               <w:left w:val="single" w:sz="6" w:space="0" w:color="E4E4E4"/>
@@ -5157,10 +5158,10 @@
               <w:insideV w:val="single" w:sz="6" w:space="0" w:color="E4E4E4"/>
             </w:tcBorders>
             <w:tcMar>
-              <w:top w:w="45" w:type="dxa"/>
-              <w:start w:w="95" w:type="dxa"/>
-              <w:bottom w:w="45" w:type="dxa"/>
-              <w:end w:w="95" w:type="dxa"/>
+              <w:top w:w="85" w:type="dxa"/>
+              <w:start w:w="120" w:type="dxa"/>
+              <w:bottom w:w="85" w:type="dxa"/>
+              <w:end w:w="120" w:type="dxa"/>
             </w:tcMar>
             <w:vAlign w:val="center"/>
           </w:tcPr>
@@ -5187,7 +5188,7 @@
         </w:trPr>
         <w:tc>
           <w:tcPr>
-            <w:tcW w:type="dxa" w:w="648"/>
+            <w:tcW w:type="dxa" w:w="658"/>
             <w:tcBorders>
               <w:top w:val="single" w:sz="6" w:space="0" w:color="E4E4E4"/>
               <w:left w:val="single" w:sz="6" w:space="0" w:color="E4E4E4"/>
@@ -5197,10 +5198,10 @@
               <w:insideV w:val="single" w:sz="6" w:space="0" w:color="E4E4E4"/>
             </w:tcBorders>
             <w:tcMar>
-              <w:top w:w="45" w:type="dxa"/>
-              <w:start w:w="95" w:type="dxa"/>
-              <w:bottom w:w="45" w:type="dxa"/>
-              <w:end w:w="95" w:type="dxa"/>
+              <w:top w:w="85" w:type="dxa"/>
+              <w:start w:w="120" w:type="dxa"/>
+              <w:bottom w:w="85" w:type="dxa"/>
+              <w:end w:w="120" w:type="dxa"/>
             </w:tcMar>
             <w:vAlign w:val="center"/>
           </w:tcPr>
@@ -5222,7 +5223,7 @@
         </w:tc>
         <w:tc>
           <w:tcPr>
-            <w:tcW w:type="dxa" w:w="3816"/>
+            <w:tcW w:type="dxa" w:w="3873"/>
             <w:tcBorders>
               <w:top w:val="single" w:sz="6" w:space="0" w:color="E4E4E4"/>
               <w:left w:val="single" w:sz="6" w:space="0" w:color="E4E4E4"/>
@@ -5232,10 +5233,10 @@
               <w:insideV w:val="single" w:sz="6" w:space="0" w:color="E4E4E4"/>
             </w:tcBorders>
             <w:tcMar>
-              <w:top w:w="45" w:type="dxa"/>
-              <w:start w:w="95" w:type="dxa"/>
-              <w:bottom w:w="45" w:type="dxa"/>
-              <w:end w:w="95" w:type="dxa"/>
+              <w:top w:w="85" w:type="dxa"/>
+              <w:start w:w="120" w:type="dxa"/>
+              <w:bottom w:w="85" w:type="dxa"/>
+              <w:end w:w="120" w:type="dxa"/>
             </w:tcMar>
             <w:vAlign w:val="center"/>
           </w:tcPr>
@@ -5257,7 +5258,7 @@
         </w:tc>
         <w:tc>
           <w:tcPr>
-            <w:tcW w:type="dxa" w:w="1512"/>
+            <w:tcW w:type="dxa" w:w="1535"/>
             <w:tcBorders>
               <w:top w:val="single" w:sz="6" w:space="0" w:color="E4E4E4"/>
               <w:left w:val="single" w:sz="6" w:space="0" w:color="E4E4E4"/>
@@ -5267,10 +5268,10 @@
               <w:insideV w:val="single" w:sz="6" w:space="0" w:color="E4E4E4"/>
             </w:tcBorders>
             <w:tcMar>
-              <w:top w:w="45" w:type="dxa"/>
-              <w:start w:w="95" w:type="dxa"/>
-              <w:bottom w:w="45" w:type="dxa"/>
-              <w:end w:w="95" w:type="dxa"/>
+              <w:top w:w="85" w:type="dxa"/>
+              <w:start w:w="120" w:type="dxa"/>
+              <w:bottom w:w="85" w:type="dxa"/>
+              <w:end w:w="120" w:type="dxa"/>
             </w:tcMar>
             <w:vAlign w:val="center"/>
           </w:tcPr>
@@ -5292,7 +5293,7 @@
         </w:tc>
         <w:tc>
           <w:tcPr>
-            <w:tcW w:type="dxa" w:w="1584"/>
+            <w:tcW w:type="dxa" w:w="1608"/>
             <w:tcBorders>
               <w:top w:val="single" w:sz="6" w:space="0" w:color="E4E4E4"/>
               <w:left w:val="single" w:sz="6" w:space="0" w:color="E4E4E4"/>
@@ -5302,10 +5303,10 @@
               <w:insideV w:val="single" w:sz="6" w:space="0" w:color="E4E4E4"/>
             </w:tcBorders>
             <w:tcMar>
-              <w:top w:w="45" w:type="dxa"/>
-              <w:start w:w="95" w:type="dxa"/>
-              <w:bottom w:w="45" w:type="dxa"/>
-              <w:end w:w="95" w:type="dxa"/>
+              <w:top w:w="85" w:type="dxa"/>
+              <w:start w:w="120" w:type="dxa"/>
+              <w:bottom w:w="85" w:type="dxa"/>
+              <w:end w:w="120" w:type="dxa"/>
             </w:tcMar>
             <w:vAlign w:val="center"/>
           </w:tcPr>
@@ -5327,7 +5328,7 @@
         </w:tc>
         <w:tc>
           <w:tcPr>
-            <w:tcW w:type="dxa" w:w="2088"/>
+            <w:tcW w:type="dxa" w:w="2119"/>
             <w:tcBorders>
               <w:top w:val="single" w:sz="6" w:space="0" w:color="E4E4E4"/>
               <w:left w:val="single" w:sz="6" w:space="0" w:color="E4E4E4"/>
@@ -5337,10 +5338,10 @@
               <w:insideV w:val="single" w:sz="6" w:space="0" w:color="E4E4E4"/>
             </w:tcBorders>
             <w:tcMar>
-              <w:top w:w="45" w:type="dxa"/>
-              <w:start w:w="95" w:type="dxa"/>
-              <w:bottom w:w="45" w:type="dxa"/>
-              <w:end w:w="95" w:type="dxa"/>
+              <w:top w:w="85" w:type="dxa"/>
+              <w:start w:w="120" w:type="dxa"/>
+              <w:bottom w:w="85" w:type="dxa"/>
+              <w:end w:w="120" w:type="dxa"/>
             </w:tcMar>
             <w:vAlign w:val="center"/>
           </w:tcPr>
@@ -5372,7 +5373,6 @@
     </w:p>
     <w:p>
       <w:pPr>
-        <w:pStyle w:val="ListBullet"/>
         <w:spacing w:after="40"/>
         <w:ind w:left="360" w:hanging="216"/>
       </w:pPr>
@@ -5382,7 +5382,6 @@
     </w:p>
     <w:p>
       <w:pPr>
-        <w:pStyle w:val="ListBullet"/>
         <w:spacing w:after="40"/>
         <w:ind w:left="360" w:hanging="216"/>
       </w:pPr>
@@ -5392,7 +5391,6 @@
     </w:p>
     <w:p>
       <w:pPr>
-        <w:pStyle w:val="ListBullet"/>
         <w:spacing w:after="40"/>
         <w:ind w:left="360" w:hanging="216"/>
       </w:pPr>
@@ -5408,8 +5406,8 @@
         <w:tblLook w:firstColumn="1" w:firstRow="1" w:lastColumn="0" w:lastRow="0" w:noHBand="0" w:noVBand="1" w:val="04A0"/>
       </w:tblPr>
       <w:tblGrid>
-        <w:gridCol w:w="5083"/>
-        <w:gridCol w:w="5083"/>
+        <w:gridCol w:w="2880"/>
+        <w:gridCol w:w="6912"/>
       </w:tblGrid>
       <w:tr>
         <w:trPr>
@@ -5429,10 +5427,10 @@
               <w:insideV w:val="single" w:sz="6" w:space="0" w:color="E4E4E4"/>
             </w:tcBorders>
             <w:tcMar>
-              <w:top w:w="45" w:type="dxa"/>
-              <w:start w:w="95" w:type="dxa"/>
-              <w:bottom w:w="45" w:type="dxa"/>
-              <w:end w:w="95" w:type="dxa"/>
+              <w:top w:w="85" w:type="dxa"/>
+              <w:start w:w="120" w:type="dxa"/>
+              <w:bottom w:w="85" w:type="dxa"/>
+              <w:end w:w="120" w:type="dxa"/>
             </w:tcMar>
           </w:tcPr>
           <w:p>
@@ -5464,10 +5462,10 @@
               <w:insideV w:val="single" w:sz="6" w:space="0" w:color="E4E4E4"/>
             </w:tcBorders>
             <w:tcMar>
-              <w:top w:w="45" w:type="dxa"/>
-              <w:start w:w="95" w:type="dxa"/>
-              <w:bottom w:w="45" w:type="dxa"/>
-              <w:end w:w="95" w:type="dxa"/>
+              <w:top w:w="85" w:type="dxa"/>
+              <w:start w:w="120" w:type="dxa"/>
+              <w:bottom w:w="85" w:type="dxa"/>
+              <w:end w:w="120" w:type="dxa"/>
             </w:tcMar>
           </w:tcPr>
           <w:p>
@@ -5505,10 +5503,10 @@
               <w:insideV w:val="single" w:sz="6" w:space="0" w:color="E4E4E4"/>
             </w:tcBorders>
             <w:tcMar>
-              <w:top w:w="45" w:type="dxa"/>
-              <w:start w:w="95" w:type="dxa"/>
-              <w:bottom w:w="45" w:type="dxa"/>
-              <w:end w:w="95" w:type="dxa"/>
+              <w:top w:w="85" w:type="dxa"/>
+              <w:start w:w="120" w:type="dxa"/>
+              <w:bottom w:w="85" w:type="dxa"/>
+              <w:end w:w="120" w:type="dxa"/>
             </w:tcMar>
           </w:tcPr>
           <w:p>
@@ -5540,10 +5538,10 @@
               <w:insideV w:val="single" w:sz="6" w:space="0" w:color="E4E4E4"/>
             </w:tcBorders>
             <w:tcMar>
-              <w:top w:w="45" w:type="dxa"/>
-              <w:start w:w="95" w:type="dxa"/>
-              <w:bottom w:w="45" w:type="dxa"/>
-              <w:end w:w="95" w:type="dxa"/>
+              <w:top w:w="85" w:type="dxa"/>
+              <w:start w:w="120" w:type="dxa"/>
+              <w:bottom w:w="85" w:type="dxa"/>
+              <w:end w:w="120" w:type="dxa"/>
             </w:tcMar>
           </w:tcPr>
           <w:p>
@@ -5581,10 +5579,10 @@
               <w:insideV w:val="single" w:sz="6" w:space="0" w:color="E4E4E4"/>
             </w:tcBorders>
             <w:tcMar>
-              <w:top w:w="45" w:type="dxa"/>
-              <w:start w:w="95" w:type="dxa"/>
-              <w:bottom w:w="45" w:type="dxa"/>
-              <w:end w:w="95" w:type="dxa"/>
+              <w:top w:w="85" w:type="dxa"/>
+              <w:start w:w="120" w:type="dxa"/>
+              <w:bottom w:w="85" w:type="dxa"/>
+              <w:end w:w="120" w:type="dxa"/>
             </w:tcMar>
           </w:tcPr>
           <w:p>
@@ -5616,10 +5614,10 @@
               <w:insideV w:val="single" w:sz="6" w:space="0" w:color="E4E4E4"/>
             </w:tcBorders>
             <w:tcMar>
-              <w:top w:w="45" w:type="dxa"/>
-              <w:start w:w="95" w:type="dxa"/>
-              <w:bottom w:w="45" w:type="dxa"/>
-              <w:end w:w="95" w:type="dxa"/>
+              <w:top w:w="85" w:type="dxa"/>
+              <w:start w:w="120" w:type="dxa"/>
+              <w:bottom w:w="85" w:type="dxa"/>
+              <w:end w:w="120" w:type="dxa"/>
             </w:tcMar>
           </w:tcPr>
           <w:p>
@@ -5657,10 +5655,10 @@
               <w:insideV w:val="single" w:sz="6" w:space="0" w:color="E4E4E4"/>
             </w:tcBorders>
             <w:tcMar>
-              <w:top w:w="45" w:type="dxa"/>
-              <w:start w:w="95" w:type="dxa"/>
-              <w:bottom w:w="45" w:type="dxa"/>
-              <w:end w:w="95" w:type="dxa"/>
+              <w:top w:w="85" w:type="dxa"/>
+              <w:start w:w="120" w:type="dxa"/>
+              <w:bottom w:w="85" w:type="dxa"/>
+              <w:end w:w="120" w:type="dxa"/>
             </w:tcMar>
           </w:tcPr>
           <w:p>
@@ -5692,10 +5690,10 @@
               <w:insideV w:val="single" w:sz="6" w:space="0" w:color="E4E4E4"/>
             </w:tcBorders>
             <w:tcMar>
-              <w:top w:w="45" w:type="dxa"/>
-              <w:start w:w="95" w:type="dxa"/>
-              <w:bottom w:w="45" w:type="dxa"/>
-              <w:end w:w="95" w:type="dxa"/>
+              <w:top w:w="85" w:type="dxa"/>
+              <w:start w:w="120" w:type="dxa"/>
+              <w:bottom w:w="85" w:type="dxa"/>
+              <w:end w:w="120" w:type="dxa"/>
             </w:tcMar>
           </w:tcPr>
           <w:p>
@@ -5751,8 +5749,8 @@
         <w:tblLook w:firstColumn="1" w:firstRow="1" w:lastColumn="0" w:lastRow="0" w:noHBand="0" w:noVBand="1" w:val="04A0"/>
       </w:tblPr>
       <w:tblGrid>
-        <w:gridCol w:w="5083"/>
-        <w:gridCol w:w="5083"/>
+        <w:gridCol w:w="4896"/>
+        <w:gridCol w:w="4896"/>
       </w:tblGrid>
       <w:tr>
         <w:trPr>
@@ -5760,7 +5758,7 @@
         </w:trPr>
         <w:tc>
           <w:tcPr>
-            <w:tcW w:type="dxa" w:w="4824"/>
+            <w:tcW w:type="dxa" w:w="4896"/>
             <w:tcMar>
               <w:top w:w="25" w:type="dxa"/>
               <w:start w:w="70" w:type="dxa"/>
@@ -5787,7 +5785,7 @@
         </w:tc>
         <w:tc>
           <w:tcPr>
-            <w:tcW w:type="dxa" w:w="4824"/>
+            <w:tcW w:type="dxa" w:w="4896"/>
             <w:tcMar>
               <w:top w:w="25" w:type="dxa"/>
               <w:start w:w="70" w:type="dxa"/>
@@ -5819,7 +5817,7 @@
         </w:trPr>
         <w:tc>
           <w:tcPr>
-            <w:tcW w:type="dxa" w:w="4824"/>
+            <w:tcW w:type="dxa" w:w="4896"/>
             <w:tcMar>
               <w:top w:w="25" w:type="dxa"/>
               <w:start w:w="70" w:type="dxa"/>
@@ -5846,7 +5844,7 @@
         </w:tc>
         <w:tc>
           <w:tcPr>
-            <w:tcW w:type="dxa" w:w="4824"/>
+            <w:tcW w:type="dxa" w:w="4896"/>
             <w:tcMar>
               <w:top w:w="25" w:type="dxa"/>
               <w:start w:w="70" w:type="dxa"/>
@@ -5878,7 +5876,7 @@
         </w:trPr>
         <w:tc>
           <w:tcPr>
-            <w:tcW w:type="dxa" w:w="4824"/>
+            <w:tcW w:type="dxa" w:w="4896"/>
             <w:tcMar>
               <w:top w:w="25" w:type="dxa"/>
               <w:start w:w="70" w:type="dxa"/>
@@ -5905,7 +5903,7 @@
         </w:tc>
         <w:tc>
           <w:tcPr>
-            <w:tcW w:type="dxa" w:w="4824"/>
+            <w:tcW w:type="dxa" w:w="4896"/>
             <w:tcMar>
               <w:top w:w="25" w:type="dxa"/>
               <w:start w:w="70" w:type="dxa"/>
@@ -5937,7 +5935,7 @@
         </w:trPr>
         <w:tc>
           <w:tcPr>
-            <w:tcW w:type="dxa" w:w="4824"/>
+            <w:tcW w:type="dxa" w:w="4896"/>
             <w:tcMar>
               <w:top w:w="25" w:type="dxa"/>
               <w:start w:w="70" w:type="dxa"/>
@@ -5964,7 +5962,7 @@
         </w:tc>
         <w:tc>
           <w:tcPr>
-            <w:tcW w:type="dxa" w:w="4824"/>
+            <w:tcW w:type="dxa" w:w="4896"/>
             <w:tcMar>
               <w:top w:w="25" w:type="dxa"/>
               <w:start w:w="70" w:type="dxa"/>
@@ -5996,7 +5994,7 @@
         </w:trPr>
         <w:tc>
           <w:tcPr>
-            <w:tcW w:type="dxa" w:w="4824"/>
+            <w:tcW w:type="dxa" w:w="4896"/>
             <w:tcMar>
               <w:top w:w="25" w:type="dxa"/>
               <w:start w:w="70" w:type="dxa"/>
@@ -6023,7 +6021,7 @@
         </w:tc>
         <w:tc>
           <w:tcPr>
-            <w:tcW w:type="dxa" w:w="4824"/>
+            <w:tcW w:type="dxa" w:w="4896"/>
             <w:tcMar>
               <w:top w:w="25" w:type="dxa"/>
               <w:start w:w="70" w:type="dxa"/>
@@ -6069,8 +6067,8 @@
         <w:tblLook w:firstColumn="1" w:firstRow="1" w:lastColumn="0" w:lastRow="0" w:noHBand="0" w:noVBand="1" w:val="04A0"/>
       </w:tblPr>
       <w:tblGrid>
-        <w:gridCol w:w="5083"/>
-        <w:gridCol w:w="5083"/>
+        <w:gridCol w:w="2880"/>
+        <w:gridCol w:w="6912"/>
       </w:tblGrid>
       <w:tr>
         <w:trPr>
@@ -6090,10 +6088,10 @@
               <w:insideV w:val="single" w:sz="6" w:space="0" w:color="E4E4E4"/>
             </w:tcBorders>
             <w:tcMar>
-              <w:top w:w="45" w:type="dxa"/>
-              <w:start w:w="95" w:type="dxa"/>
-              <w:bottom w:w="45" w:type="dxa"/>
-              <w:end w:w="95" w:type="dxa"/>
+              <w:top w:w="85" w:type="dxa"/>
+              <w:start w:w="120" w:type="dxa"/>
+              <w:bottom w:w="85" w:type="dxa"/>
+              <w:end w:w="120" w:type="dxa"/>
             </w:tcMar>
           </w:tcPr>
           <w:p>
@@ -6125,10 +6123,10 @@
               <w:insideV w:val="single" w:sz="6" w:space="0" w:color="E4E4E4"/>
             </w:tcBorders>
             <w:tcMar>
-              <w:top w:w="45" w:type="dxa"/>
-              <w:start w:w="95" w:type="dxa"/>
-              <w:bottom w:w="45" w:type="dxa"/>
-              <w:end w:w="95" w:type="dxa"/>
+              <w:top w:w="85" w:type="dxa"/>
+              <w:start w:w="120" w:type="dxa"/>
+              <w:bottom w:w="85" w:type="dxa"/>
+              <w:end w:w="120" w:type="dxa"/>
             </w:tcMar>
           </w:tcPr>
           <w:p>
@@ -6166,10 +6164,10 @@
               <w:insideV w:val="single" w:sz="6" w:space="0" w:color="E4E4E4"/>
             </w:tcBorders>
             <w:tcMar>
-              <w:top w:w="45" w:type="dxa"/>
-              <w:start w:w="95" w:type="dxa"/>
-              <w:bottom w:w="45" w:type="dxa"/>
-              <w:end w:w="95" w:type="dxa"/>
+              <w:top w:w="85" w:type="dxa"/>
+              <w:start w:w="120" w:type="dxa"/>
+              <w:bottom w:w="85" w:type="dxa"/>
+              <w:end w:w="120" w:type="dxa"/>
             </w:tcMar>
           </w:tcPr>
           <w:p>
@@ -6201,10 +6199,10 @@
               <w:insideV w:val="single" w:sz="6" w:space="0" w:color="E4E4E4"/>
             </w:tcBorders>
             <w:tcMar>
-              <w:top w:w="45" w:type="dxa"/>
-              <w:start w:w="95" w:type="dxa"/>
-              <w:bottom w:w="45" w:type="dxa"/>
-              <w:end w:w="95" w:type="dxa"/>
+              <w:top w:w="85" w:type="dxa"/>
+              <w:start w:w="120" w:type="dxa"/>
+              <w:bottom w:w="85" w:type="dxa"/>
+              <w:end w:w="120" w:type="dxa"/>
             </w:tcMar>
           </w:tcPr>
           <w:p>
@@ -6638,12 +6636,12 @@
     <w:qFormat/>
     <w:rsid w:val="00FC693F"/>
     <w:pPr>
-      <w:spacing w:after="100" w:line="240" w:lineRule="auto"/>
+      <w:spacing w:after="140" w:line="240" w:lineRule="auto"/>
     </w:pPr>
     <w:rPr>
       <w:rFonts w:ascii="Arial" w:hAnsi="Arial"/>
       <w:color w:val="202020"/>
-      <w:sz w:val="20"/>
+      <w:sz w:val="22"/>
     </w:rPr>
   </w:style>
   <w:style w:type="paragraph" w:styleId="Header">
@@ -6989,9 +6987,6 @@
     <w:rsid w:val="00FC693F"/>
     <w:pPr>
       <w:keepNext/>
-      <w:pBdr>
-        <w:bottom w:val="single" w:sz="8" w:space="4" w:color="4F81BD" w:themeColor="accent1"/>
-      </w:pBdr>
       <w:spacing w:after="80" w:line="240" w:lineRule="auto" w:before="0"/>
       <w:contextualSpacing/>
     </w:pPr>
